--- a/applications/auc/documents/auc_word.docx
+++ b/applications/auc/documents/auc_word.docx
@@ -4,7 +4,7 @@
   <w:body>
     <w:p>
       <w:pPr>
-        <w:spacing w:after="80" w:before="0" w:line="288" w:lineRule="auto"/>
+        <w:spacing w:after="80" w:line="293" w:lineRule="auto"/>
         <w:jc w:val="center"/>
       </w:pPr>
       <w:r>
@@ -20,23 +20,7 @@
     </w:p>
     <w:p>
       <w:pPr>
-        <w:spacing w:after="240" w:before="0" w:line="288" w:lineRule="auto"/>
-        <w:jc w:val="center"/>
-      </w:pPr>
-      <w:r>
-        <w:rPr>
-          <w:rFonts w:ascii="Calibri" w:hAnsi="Calibri" w:eastAsia="Calibri"/>
-          <w:b w:val="0"/>
-          <w:i w:val="0"/>
-          <w:color w:val="3A4A54"/>
-          <w:sz w:val="22"/>
-        </w:rPr>
-        <w:t>Win-Win Application Pack</w:t>
-      </w:r>
-    </w:p>
-    <w:p>
-      <w:pPr>
-        <w:spacing w:after="80" w:before="0" w:line="288" w:lineRule="auto"/>
+        <w:spacing w:after="80" w:line="293" w:lineRule="auto"/>
         <w:jc w:val="center"/>
       </w:pPr>
       <w:r>
@@ -47,12 +31,12 @@
           <w:color w:val="0A1F2E"/>
           <w:sz w:val="44"/>
         </w:rPr>
-        <w:t>FairBanks Community Health Intelligence Platform (FCHIP)</w:t>
+        <w:t>Fellowship Application — Women-Led HealthTech Leadership</w:t>
       </w:r>
     </w:p>
     <w:p>
       <w:pPr>
-        <w:spacing w:after="80" w:before="0" w:line="288" w:lineRule="auto"/>
+        <w:spacing w:after="80" w:line="293" w:lineRule="auto"/>
         <w:jc w:val="center"/>
       </w:pPr>
       <w:r>
@@ -61,14 +45,14 @@
           <w:b/>
           <w:i/>
           <w:color w:val="C45C26"/>
-          <w:sz w:val="24"/>
+          <w:sz w:val="26"/>
         </w:rPr>
-        <w:t>Women-led HealthTech ready for leadership, networks, and investment readiness</w:t>
+        <w:t>FairBanks Community Health Intelligence Platform (FCHIP)</w:t>
       </w:r>
     </w:p>
     <w:p>
       <w:pPr>
-        <w:spacing w:after="200" w:before="0" w:line="288" w:lineRule="auto"/>
+        <w:spacing w:after="200" w:line="293" w:lineRule="auto"/>
         <w:jc w:val="center"/>
       </w:pPr>
       <w:r>
@@ -84,13 +68,12 @@
     </w:p>
     <w:p>
       <w:pPr>
-        <w:spacing w:before="80" w:after="40"/>
         <w:jc w:val="center"/>
       </w:pPr>
       <w:r>
         <w:drawing>
           <wp:inline xmlns:a="http://schemas.openxmlformats.org/drawingml/2006/main" xmlns:pic="http://schemas.openxmlformats.org/drawingml/2006/picture">
-            <wp:extent cx="5205224" cy="2926079"/>
+            <wp:extent cx="5530551" cy="3108960"/>
             <wp:docPr id="1" name="Picture 1"/>
             <wp:cNvGraphicFramePr>
               <a:graphicFrameLocks noChangeAspect="1"/>
@@ -111,7 +94,7 @@
                   <pic:spPr>
                     <a:xfrm>
                       <a:off x="0" y="0"/>
-                      <a:ext cx="5205224" cy="2926079"/>
+                      <a:ext cx="5530551" cy="3108960"/>
                     </a:xfrm>
                     <a:prstGeom prst="rect"/>
                   </pic:spPr>
@@ -124,7 +107,7 @@
     </w:p>
     <w:p>
       <w:pPr>
-        <w:spacing w:after="200" w:before="40" w:line="288" w:lineRule="auto"/>
+        <w:spacing w:after="200" w:line="293" w:lineRule="auto"/>
         <w:jc w:val="center"/>
       </w:pPr>
       <w:r>
@@ -135,330 +118,28 @@
           <w:color w:val="3A4A54"/>
           <w:sz w:val="18"/>
         </w:rPr>
-        <w:t>FairBanks Community Reach — Health for All — Obulamu eri Bonna · Afya kwa Wote · Oburamu bwa Boona</w:t>
+        <w:t>Health for All — Obulamu eri Bonna · Afya kwa Wote · Oburamu bwa Boona</w:t>
       </w:r>
     </w:p>
-    <w:tbl>
-      <w:tblPr>
-        <w:tblW w:type="auto" w:w="0"/>
-        <w:jc w:val="center"/>
-        <w:tblLook w:firstColumn="1" w:firstRow="1" w:lastColumn="0" w:lastRow="0" w:noHBand="0" w:noVBand="1" w:val="04A0"/>
-      </w:tblPr>
-      <w:tblGrid>
-        <w:gridCol w:w="4896"/>
-        <w:gridCol w:w="4896"/>
-      </w:tblGrid>
-      <w:tr>
-        <w:tc>
-          <w:tcPr>
-            <w:tcW w:type="dxa" w:w="2304"/>
-            <w:shd w:fill="0D6E6E"/>
-            <w:tcBorders>
-              <w:top w:val="single" w:sz="8" w:color="0D6E6E"/>
-              <w:left w:val="single" w:sz="8" w:color="0D6E6E"/>
-              <w:bottom w:val="single" w:sz="8" w:color="0D6E6E"/>
-              <w:right w:val="single" w:sz="8" w:color="0D6E6E"/>
-            </w:tcBorders>
-          </w:tcPr>
-          <w:p>
-            <w:r/>
-            <w:r>
-              <w:rPr>
-                <w:rFonts w:ascii="Calibri" w:hAnsi="Calibri" w:eastAsia="Calibri"/>
-                <w:b/>
-                <w:i w:val="0"/>
-                <w:color w:val="FFFFFF"/>
-                <w:sz w:val="20"/>
-              </w:rPr>
-              <w:t>Item</w:t>
-            </w:r>
-          </w:p>
-        </w:tc>
-        <w:tc>
-          <w:tcPr>
-            <w:tcW w:type="dxa" w:w="6912"/>
-            <w:shd w:fill="0D6E6E"/>
-            <w:tcBorders>
-              <w:top w:val="single" w:sz="8" w:color="0D6E6E"/>
-              <w:left w:val="single" w:sz="8" w:color="0D6E6E"/>
-              <w:bottom w:val="single" w:sz="8" w:color="0D6E6E"/>
-              <w:right w:val="single" w:sz="8" w:color="0D6E6E"/>
-            </w:tcBorders>
-          </w:tcPr>
-          <w:p>
-            <w:r/>
-            <w:r>
-              <w:rPr>
-                <w:rFonts w:ascii="Calibri" w:hAnsi="Calibri" w:eastAsia="Calibri"/>
-                <w:b/>
-                <w:i w:val="0"/>
-                <w:color w:val="FFFFFF"/>
-                <w:sz w:val="20"/>
-              </w:rPr>
-              <w:t>Detail</w:t>
-            </w:r>
-          </w:p>
-        </w:tc>
-      </w:tr>
-      <w:tr>
-        <w:tc>
-          <w:tcPr>
-            <w:tcW w:type="dxa" w:w="2304"/>
-            <w:tcBorders>
-              <w:top w:val="single" w:sz="8" w:color="D0DCDC"/>
-              <w:left w:val="single" w:sz="8" w:color="D0DCDC"/>
-              <w:bottom w:val="single" w:sz="8" w:color="D0DCDC"/>
-              <w:right w:val="single" w:sz="8" w:color="D0DCDC"/>
-            </w:tcBorders>
-          </w:tcPr>
-          <w:p>
-            <w:r/>
-            <w:r>
-              <w:rPr>
-                <w:rFonts w:ascii="Calibri" w:hAnsi="Calibri" w:eastAsia="Calibri"/>
-                <w:b w:val="0"/>
-                <w:i w:val="0"/>
-                <w:color w:val="1E2F38"/>
-                <w:sz w:val="20"/>
-              </w:rPr>
-              <w:t>Applicant</w:t>
-            </w:r>
-          </w:p>
-        </w:tc>
-        <w:tc>
-          <w:tcPr>
-            <w:tcW w:type="dxa" w:w="6912"/>
-            <w:tcBorders>
-              <w:top w:val="single" w:sz="8" w:color="D0DCDC"/>
-              <w:left w:val="single" w:sz="8" w:color="D0DCDC"/>
-              <w:bottom w:val="single" w:sz="8" w:color="D0DCDC"/>
-              <w:right w:val="single" w:sz="8" w:color="D0DCDC"/>
-            </w:tcBorders>
-          </w:tcPr>
-          <w:p>
-            <w:r/>
-            <w:r>
-              <w:rPr>
-                <w:rFonts w:ascii="Calibri" w:hAnsi="Calibri" w:eastAsia="Calibri"/>
-                <w:b w:val="0"/>
-                <w:i w:val="0"/>
-                <w:color w:val="1E2F38"/>
-                <w:sz w:val="20"/>
-              </w:rPr>
-              <w:t>FairBanks / FCHIP — woman-led community health venture, Uganda</w:t>
-            </w:r>
-          </w:p>
-        </w:tc>
-      </w:tr>
-      <w:tr>
-        <w:tc>
-          <w:tcPr>
-            <w:tcW w:type="dxa" w:w="2304"/>
-            <w:shd w:fill="F7F5F0"/>
-            <w:tcBorders>
-              <w:top w:val="single" w:sz="8" w:color="D0DCDC"/>
-              <w:left w:val="single" w:sz="8" w:color="D0DCDC"/>
-              <w:bottom w:val="single" w:sz="8" w:color="D0DCDC"/>
-              <w:right w:val="single" w:sz="8" w:color="D0DCDC"/>
-            </w:tcBorders>
-          </w:tcPr>
-          <w:p>
-            <w:r/>
-            <w:r>
-              <w:rPr>
-                <w:rFonts w:ascii="Calibri" w:hAnsi="Calibri" w:eastAsia="Calibri"/>
-                <w:b w:val="0"/>
-                <w:i w:val="0"/>
-                <w:color w:val="1E2F38"/>
-                <w:sz w:val="20"/>
-              </w:rPr>
-              <w:t>Programme</w:t>
-            </w:r>
-          </w:p>
-        </w:tc>
-        <w:tc>
-          <w:tcPr>
-            <w:tcW w:type="dxa" w:w="6912"/>
-            <w:shd w:fill="F7F5F0"/>
-            <w:tcBorders>
-              <w:top w:val="single" w:sz="8" w:color="D0DCDC"/>
-              <w:left w:val="single" w:sz="8" w:color="D0DCDC"/>
-              <w:bottom w:val="single" w:sz="8" w:color="D0DCDC"/>
-              <w:right w:val="single" w:sz="8" w:color="D0DCDC"/>
-            </w:tcBorders>
-          </w:tcPr>
-          <w:p>
-            <w:r/>
-            <w:r>
-              <w:rPr>
-                <w:rFonts w:ascii="Calibri" w:hAnsi="Calibri" w:eastAsia="Calibri"/>
-                <w:b w:val="0"/>
-                <w:i w:val="0"/>
-                <w:color w:val="1E2F38"/>
-                <w:sz w:val="20"/>
-              </w:rPr>
-              <w:t>AUC Venture Lab Women Innovation Fellowship 2026</w:t>
-            </w:r>
-          </w:p>
-        </w:tc>
-      </w:tr>
-      <w:tr>
-        <w:tc>
-          <w:tcPr>
-            <w:tcW w:type="dxa" w:w="2304"/>
-            <w:tcBorders>
-              <w:top w:val="single" w:sz="8" w:color="D0DCDC"/>
-              <w:left w:val="single" w:sz="8" w:color="D0DCDC"/>
-              <w:bottom w:val="single" w:sz="8" w:color="D0DCDC"/>
-              <w:right w:val="single" w:sz="8" w:color="D0DCDC"/>
-            </w:tcBorders>
-          </w:tcPr>
-          <w:p>
-            <w:r/>
-            <w:r>
-              <w:rPr>
-                <w:rFonts w:ascii="Calibri" w:hAnsi="Calibri" w:eastAsia="Calibri"/>
-                <w:b w:val="0"/>
-                <w:i w:val="0"/>
-                <w:color w:val="1E2F38"/>
-                <w:sz w:val="20"/>
-              </w:rPr>
-              <w:t>Deadline</w:t>
-            </w:r>
-          </w:p>
-        </w:tc>
-        <w:tc>
-          <w:tcPr>
-            <w:tcW w:type="dxa" w:w="6912"/>
-            <w:tcBorders>
-              <w:top w:val="single" w:sz="8" w:color="D0DCDC"/>
-              <w:left w:val="single" w:sz="8" w:color="D0DCDC"/>
-              <w:bottom w:val="single" w:sz="8" w:color="D0DCDC"/>
-              <w:right w:val="single" w:sz="8" w:color="D0DCDC"/>
-            </w:tcBorders>
-          </w:tcPr>
-          <w:p>
-            <w:r/>
-            <w:r>
-              <w:rPr>
-                <w:rFonts w:ascii="Calibri" w:hAnsi="Calibri" w:eastAsia="Calibri"/>
-                <w:b w:val="0"/>
-                <w:i w:val="0"/>
-                <w:color w:val="1E2F38"/>
-                <w:sz w:val="20"/>
-              </w:rPr>
-              <w:t>25 July 2026</w:t>
-            </w:r>
-          </w:p>
-        </w:tc>
-      </w:tr>
-      <w:tr>
-        <w:tc>
-          <w:tcPr>
-            <w:tcW w:type="dxa" w:w="2304"/>
-            <w:shd w:fill="F7F5F0"/>
-            <w:tcBorders>
-              <w:top w:val="single" w:sz="8" w:color="D0DCDC"/>
-              <w:left w:val="single" w:sz="8" w:color="D0DCDC"/>
-              <w:bottom w:val="single" w:sz="8" w:color="D0DCDC"/>
-              <w:right w:val="single" w:sz="8" w:color="D0DCDC"/>
-            </w:tcBorders>
-          </w:tcPr>
-          <w:p>
-            <w:r/>
-            <w:r>
-              <w:rPr>
-                <w:rFonts w:ascii="Calibri" w:hAnsi="Calibri" w:eastAsia="Calibri"/>
-                <w:b w:val="0"/>
-                <w:i w:val="0"/>
-                <w:color w:val="1E2F38"/>
-                <w:sz w:val="20"/>
-              </w:rPr>
-              <w:t>Geography</w:t>
-            </w:r>
-          </w:p>
-        </w:tc>
-        <w:tc>
-          <w:tcPr>
-            <w:tcW w:type="dxa" w:w="6912"/>
-            <w:shd w:fill="F7F5F0"/>
-            <w:tcBorders>
-              <w:top w:val="single" w:sz="8" w:color="D0DCDC"/>
-              <w:left w:val="single" w:sz="8" w:color="D0DCDC"/>
-              <w:bottom w:val="single" w:sz="8" w:color="D0DCDC"/>
-              <w:right w:val="single" w:sz="8" w:color="D0DCDC"/>
-            </w:tcBorders>
-          </w:tcPr>
-          <w:p>
-            <w:r/>
-            <w:r>
-              <w:rPr>
-                <w:rFonts w:ascii="Calibri" w:hAnsi="Calibri" w:eastAsia="Calibri"/>
-                <w:b w:val="0"/>
-                <w:i w:val="0"/>
-                <w:color w:val="1E2F38"/>
-                <w:sz w:val="20"/>
-              </w:rPr>
-              <w:t>Uganda base · Fellowship in Cairo (Egypt–Denmark ecosystem)</w:t>
-            </w:r>
-          </w:p>
-        </w:tc>
-      </w:tr>
-      <w:tr>
-        <w:tc>
-          <w:tcPr>
-            <w:tcW w:type="dxa" w:w="2304"/>
-            <w:tcBorders>
-              <w:top w:val="single" w:sz="8" w:color="D0DCDC"/>
-              <w:left w:val="single" w:sz="8" w:color="D0DCDC"/>
-              <w:bottom w:val="single" w:sz="8" w:color="D0DCDC"/>
-              <w:right w:val="single" w:sz="8" w:color="D0DCDC"/>
-            </w:tcBorders>
-          </w:tcPr>
-          <w:p>
-            <w:r/>
-            <w:r>
-              <w:rPr>
-                <w:rFonts w:ascii="Calibri" w:hAnsi="Calibri" w:eastAsia="Calibri"/>
-                <w:b w:val="0"/>
-                <w:i w:val="0"/>
-                <w:color w:val="1E2F38"/>
-                <w:sz w:val="20"/>
-              </w:rPr>
-              <w:t>The ask</w:t>
-            </w:r>
-          </w:p>
-        </w:tc>
-        <w:tc>
-          <w:tcPr>
-            <w:tcW w:type="dxa" w:w="6912"/>
-            <w:tcBorders>
-              <w:top w:val="single" w:sz="8" w:color="D0DCDC"/>
-              <w:left w:val="single" w:sz="8" w:color="D0DCDC"/>
-              <w:bottom w:val="single" w:sz="8" w:color="D0DCDC"/>
-              <w:right w:val="single" w:sz="8" w:color="D0DCDC"/>
-            </w:tcBorders>
-          </w:tcPr>
-          <w:p>
-            <w:r/>
-            <w:r>
-              <w:rPr>
-                <w:rFonts w:ascii="Calibri" w:hAnsi="Calibri" w:eastAsia="Calibri"/>
-                <w:b w:val="0"/>
-                <w:i w:val="0"/>
-                <w:color w:val="1E2F38"/>
-                <w:sz w:val="20"/>
-              </w:rPr>
-              <w:t>Select our founder/team for the Women Innovation Fellowship cohort (1 Sep–31 Oct 2026).</w:t>
-            </w:r>
-          </w:p>
-        </w:tc>
-      </w:tr>
-    </w:tbl>
-    <w:p/>
     <w:p>
       <w:pPr>
-        <w:spacing w:after="120" w:before="0" w:line="288" w:lineRule="auto"/>
+        <w:spacing w:after="40" w:line="293" w:lineRule="auto"/>
+        <w:jc w:val="center"/>
+      </w:pPr>
+      <w:r>
+        <w:rPr>
+          <w:rFonts w:ascii="Calibri" w:hAnsi="Calibri" w:eastAsia="Calibri"/>
+          <w:b w:val="0"/>
+          <w:i w:val="0"/>
+          <w:color w:val="3A4A54"/>
+          <w:sz w:val="20"/>
+        </w:rPr>
+        <w:t>Cairo, Egypt · 1 September – 31 October 2026</w:t>
+      </w:r>
+    </w:p>
+    <w:p>
+      <w:pPr>
+        <w:spacing w:after="280" w:line="293" w:lineRule="auto"/>
         <w:jc w:val="center"/>
       </w:pPr>
       <w:r>
@@ -479,7 +160,7 @@
     </w:p>
     <w:p>
       <w:pPr>
-        <w:spacing w:before="280" w:after="100"/>
+        <w:spacing w:before="280" w:after="120"/>
       </w:pPr>
       <w:r>
         <w:rPr>
@@ -487,14 +168,14 @@
           <w:b/>
           <w:i w:val="0"/>
           <w:color w:val="0A1F2E"/>
-          <w:sz w:val="36"/>
+          <w:sz w:val="40"/>
         </w:rPr>
-        <w:t>1. Executive Summary</w:t>
+        <w:t>1. Why Cairo, why now</w:t>
       </w:r>
     </w:p>
     <w:p>
       <w:pPr>
-        <w:spacing w:after="160" w:before="0" w:line="288" w:lineRule="auto"/>
+        <w:spacing w:after="160" w:line="293" w:lineRule="auto"/>
         <w:jc w:val="left"/>
       </w:pPr>
       <w:r>
@@ -505,12 +186,12 @@
           <w:color w:val="1E2F38"/>
           <w:sz w:val="22"/>
         </w:rPr>
-        <w:t>FairBanks is building FCHIP — a community health intelligence platform that helps African communities move from reactive treatment to proactive prevention.</w:t>
+        <w:t>FairBanks is not only a medical centre — it is a community health ecosystem with active outreach, Community Health Workers (CHWs), and a growing intelligence layer called FCHIP. I am applying to the AUC Venture Lab Women Innovation Fellowship because HealthTech that truly serves Africa needs leadership training, cross-regional networks, and investor-ready discipline — not just code.</w:t>
       </w:r>
     </w:p>
     <w:p>
       <w:pPr>
-        <w:spacing w:after="160" w:before="0" w:line="288" w:lineRule="auto"/>
+        <w:spacing w:after="160" w:line="293" w:lineRule="auto"/>
         <w:jc w:val="left"/>
       </w:pPr>
       <w:r>
@@ -521,28 +202,12 @@
           <w:color w:val="1E2F38"/>
           <w:sz w:val="22"/>
         </w:rPr>
-        <w:t>A woman-led HealthTech venture rooted in a live medical centre and CHW outreach needs exactly what this fellowship offers: leadership training, mentorship, ecosystem access, and cross-regional exposure.</w:t>
+        <w:t>Cairo sits at a crossroads between North and East Africa. The fellowship’s global exposure (including engagement with leaders in Egypt and Denmark) matches my goal: learn from one of Africa’s top accelerators while bringing field-tested community health innovation from Uganda.</w:t>
       </w:r>
     </w:p>
     <w:p>
       <w:pPr>
-        <w:spacing w:after="160" w:before="0" w:line="288" w:lineRule="auto"/>
-        <w:jc w:val="left"/>
-      </w:pPr>
-      <w:r>
-        <w:rPr>
-          <w:rFonts w:ascii="Calibri" w:hAnsi="Calibri" w:eastAsia="Calibri"/>
-          <w:b/>
-          <w:i w:val="0"/>
-          <w:color w:val="1E2F38"/>
-          <w:sz w:val="22"/>
-        </w:rPr>
-        <w:t>Selecting FairBanks gives AUC Venture Lab a grounded African case study in deep-tech HealthTech — and gives our team the networks to grow responsibly across East Africa.</w:t>
-      </w:r>
-    </w:p>
-    <w:p>
-      <w:pPr>
-        <w:spacing w:before="280" w:after="100"/>
+        <w:spacing w:before="280" w:after="120"/>
       </w:pPr>
       <w:r>
         <w:rPr>
@@ -550,14 +215,14 @@
           <w:b/>
           <w:i w:val="0"/>
           <w:color w:val="0A1F2E"/>
-          <w:sz w:val="36"/>
+          <w:sz w:val="40"/>
         </w:rPr>
-        <w:t>2. Win-Win Value</w:t>
+        <w:t>2. The leader I am becoming</w:t>
       </w:r>
     </w:p>
     <w:p>
       <w:pPr>
-        <w:spacing w:after="160" w:before="0" w:line="288" w:lineRule="auto"/>
+        <w:spacing w:after="160" w:line="293" w:lineRule="auto"/>
         <w:jc w:val="left"/>
       </w:pPr>
       <w:r>
@@ -568,28 +233,13 @@
           <w:color w:val="1E2F38"/>
           <w:sz w:val="22"/>
         </w:rPr>
-        <w:t>This application is designed as a true partnership: FairBanks grows capacity and reach; the programme advances its own mission with a grounded African health-tech partner.</w:t>
+        <w:t>Women-led ventures in HealthTech carry a double responsibility: build credible technology and earn trust in communities where care has often been late, costly, or out of reach. My leadership journey combines clinical operations, community outreach, and product vision for FCHIP.</w:t>
       </w:r>
     </w:p>
     <w:p>
       <w:pPr>
-        <w:spacing w:before="180" w:after="100"/>
-      </w:pPr>
-      <w:r>
-        <w:rPr>
-          <w:rFonts w:ascii="Calibri" w:hAnsi="Calibri" w:eastAsia="Calibri"/>
-          <w:b/>
-          <w:i w:val="0"/>
-          <w:color w:val="0D6E6E"/>
-          <w:sz w:val="26"/>
-        </w:rPr>
-        <w:t>2.1 What FairBanks / FCHIP gains</w:t>
-      </w:r>
-    </w:p>
-    <w:p>
-      <w:pPr>
-        <w:pStyle w:val="ListBullet"/>
-        <w:spacing w:after="60"/>
+        <w:spacing w:after="160" w:line="293" w:lineRule="auto"/>
+        <w:jc w:val="left"/>
       </w:pPr>
       <w:r>
         <w:rPr>
@@ -599,139 +249,12 @@
           <w:color w:val="1E2F38"/>
           <w:sz w:val="22"/>
         </w:rPr>
-        <w:t>Leadership and investment-readiness coaching for a woman founder</w:t>
+        <w:t>Through FairBanks Community Reach I work alongside CHWs and Village Health Teams in Kampala-area communities — maternal and child health, adolescent health, chronic screening, and home visits. That ground truth shapes how I make decisions: communities first, evidence always, scale with integrity.</w:t>
       </w:r>
     </w:p>
     <w:p>
       <w:pPr>
-        <w:pStyle w:val="ListBullet"/>
-        <w:spacing w:after="60"/>
-      </w:pPr>
-      <w:r>
-        <w:rPr>
-          <w:rFonts w:ascii="Calibri" w:hAnsi="Calibri" w:eastAsia="Calibri"/>
-          <w:b w:val="0"/>
-          <w:i w:val="0"/>
-          <w:color w:val="1E2F38"/>
-          <w:sz w:val="22"/>
-        </w:rPr>
-        <w:t>Access to Egypt–Denmark innovation networks and mentors</w:t>
-      </w:r>
-    </w:p>
-    <w:p>
-      <w:pPr>
-        <w:pStyle w:val="ListBullet"/>
-        <w:spacing w:after="60"/>
-      </w:pPr>
-      <w:r>
-        <w:rPr>
-          <w:rFonts w:ascii="Calibri" w:hAnsi="Calibri" w:eastAsia="Calibri"/>
-          <w:b w:val="0"/>
-          <w:i w:val="0"/>
-          <w:color w:val="1E2F38"/>
-          <w:sz w:val="22"/>
-        </w:rPr>
-        <w:t>Visibility that opens follow-on partners and capital conversations</w:t>
-      </w:r>
-    </w:p>
-    <w:p>
-      <w:pPr>
-        <w:pStyle w:val="ListBullet"/>
-        <w:spacing w:after="60"/>
-      </w:pPr>
-      <w:r>
-        <w:rPr>
-          <w:rFonts w:ascii="Calibri" w:hAnsi="Calibri" w:eastAsia="Calibri"/>
-          <w:b w:val="0"/>
-          <w:i w:val="0"/>
-          <w:color w:val="1E2F38"/>
-          <w:sz w:val="22"/>
-        </w:rPr>
-        <w:t>Peer learning with other women innovators across sectors</w:t>
-      </w:r>
-    </w:p>
-    <w:p>
-      <w:pPr>
-        <w:spacing w:before="180" w:after="100"/>
-      </w:pPr>
-      <w:r>
-        <w:rPr>
-          <w:rFonts w:ascii="Calibri" w:hAnsi="Calibri" w:eastAsia="Calibri"/>
-          <w:b/>
-          <w:i w:val="0"/>
-          <w:color w:val="0D6E6E"/>
-          <w:sz w:val="26"/>
-        </w:rPr>
-        <w:t>2.2 What the programme / partners gain</w:t>
-      </w:r>
-    </w:p>
-    <w:p>
-      <w:pPr>
-        <w:pStyle w:val="ListBullet"/>
-        <w:spacing w:after="60"/>
-      </w:pPr>
-      <w:r>
-        <w:rPr>
-          <w:rFonts w:ascii="Calibri" w:hAnsi="Calibri" w:eastAsia="Calibri"/>
-          <w:b w:val="0"/>
-          <w:i w:val="0"/>
-          <w:color w:val="1E2F38"/>
-          <w:sz w:val="22"/>
-        </w:rPr>
-        <w:t>A real HealthTech / AI venture already serving communities in Uganda</w:t>
-      </w:r>
-    </w:p>
-    <w:p>
-      <w:pPr>
-        <w:pStyle w:val="ListBullet"/>
-        <w:spacing w:after="60"/>
-      </w:pPr>
-      <w:r>
-        <w:rPr>
-          <w:rFonts w:ascii="Calibri" w:hAnsi="Calibri" w:eastAsia="Calibri"/>
-          <w:b w:val="0"/>
-          <w:i w:val="0"/>
-          <w:color w:val="1E2F38"/>
-          <w:sz w:val="22"/>
-        </w:rPr>
-        <w:t>Storytelling power: deep tech rooted in African primary care, not imported soft services</w:t>
-      </w:r>
-    </w:p>
-    <w:p>
-      <w:pPr>
-        <w:pStyle w:val="ListBullet"/>
-        <w:spacing w:after="60"/>
-      </w:pPr>
-      <w:r>
-        <w:rPr>
-          <w:rFonts w:ascii="Calibri" w:hAnsi="Calibri" w:eastAsia="Calibri"/>
-          <w:b w:val="0"/>
-          <w:i w:val="0"/>
-          <w:color w:val="1E2F38"/>
-          <w:sz w:val="22"/>
-        </w:rPr>
-        <w:t>Contribution to gender-inclusive innovation across Africa and beyond Egypt</w:t>
-      </w:r>
-    </w:p>
-    <w:p>
-      <w:pPr>
-        <w:pStyle w:val="ListBullet"/>
-        <w:spacing w:after="60"/>
-      </w:pPr>
-      <w:r>
-        <w:rPr>
-          <w:rFonts w:ascii="Calibri" w:hAnsi="Calibri" w:eastAsia="Calibri"/>
-          <w:b w:val="0"/>
-          <w:i w:val="0"/>
-          <w:color w:val="1E2F38"/>
-          <w:sz w:val="22"/>
-        </w:rPr>
-        <w:t>Alumni potential that can mentor future women founders in HealthTech</w:t>
-      </w:r>
-    </w:p>
-    <w:p>
-      <w:pPr>
-        <w:spacing w:before="280" w:after="100"/>
+        <w:spacing w:before="280" w:after="120"/>
       </w:pPr>
       <w:r>
         <w:rPr>
@@ -739,20 +262,19 @@
           <w:b/>
           <w:i w:val="0"/>
           <w:color w:val="0A1F2E"/>
-          <w:sz w:val="36"/>
+          <w:sz w:val="40"/>
         </w:rPr>
-        <w:t>3. The Problem We Address</w:t>
+        <w:t>3. FCHIP — women-led HealthTech from Uganda</w:t>
       </w:r>
     </w:p>
     <w:p>
       <w:pPr>
-        <w:spacing w:before="80" w:after="40"/>
         <w:jc w:val="center"/>
       </w:pPr>
       <w:r>
         <w:drawing>
           <wp:inline xmlns:a="http://schemas.openxmlformats.org/drawingml/2006/main" xmlns:pic="http://schemas.openxmlformats.org/drawingml/2006/picture">
-            <wp:extent cx="3430225" cy="2286000"/>
+            <wp:extent cx="4665106" cy="3108960"/>
             <wp:docPr id="2" name="Picture 2"/>
             <wp:cNvGraphicFramePr>
               <a:graphicFrameLocks noChangeAspect="1"/>
@@ -761,7 +283,7 @@
               <a:graphicData uri="http://schemas.openxmlformats.org/drawingml/2006/picture">
                 <pic:pic>
                   <pic:nvPicPr>
-                    <pic:cNvPr id="0" name="reactive_clinic_opt.jpg"/>
+                    <pic:cNvPr id="0" name="data_flow_iso_labeled_opt.jpg"/>
                     <pic:cNvPicPr/>
                   </pic:nvPicPr>
                   <pic:blipFill>
@@ -773,7 +295,7 @@
                   <pic:spPr>
                     <a:xfrm>
                       <a:off x="0" y="0"/>
-                      <a:ext cx="3430225" cy="2286000"/>
+                      <a:ext cx="4665106" cy="3108960"/>
                     </a:xfrm>
                     <a:prstGeom prst="rect"/>
                   </pic:spPr>
@@ -786,7 +308,7 @@
     </w:p>
     <w:p>
       <w:pPr>
-        <w:spacing w:after="200" w:before="40" w:line="288" w:lineRule="auto"/>
+        <w:spacing w:after="200" w:line="293" w:lineRule="auto"/>
         <w:jc w:val="center"/>
       </w:pPr>
       <w:r>
@@ -797,12 +319,12 @@
           <w:color w:val="3A4A54"/>
           <w:sz w:val="18"/>
         </w:rPr>
-        <w:t>Reactive care waits for sickness before it responds</w:t>
+        <w:t>FCHIP — intelligence on the FairBanks community health cascade</w:t>
       </w:r>
     </w:p>
     <w:p>
       <w:pPr>
-        <w:spacing w:after="160" w:before="0" w:line="288" w:lineRule="auto"/>
+        <w:spacing w:after="160" w:line="293" w:lineRule="auto"/>
         <w:jc w:val="left"/>
       </w:pPr>
       <w:r>
@@ -813,12 +335,12 @@
           <w:color w:val="1E2F38"/>
           <w:sz w:val="22"/>
         </w:rPr>
-        <w:t>Women founders in African HealthTech face a double gap: building hard technology while also accessing leadership networks that are still uneven.</w:t>
+        <w:t>FairBanks Community Health Intelligence Platform (FCHIP) is the intelligence layer on our cascade: community members → CHWs/VHTs → outreach programmes → medical centre → research and partnerships → economic empowerment. FCHIP turns community-generated data into early warnings — outbreaks, high-risk pregnancies, chronic-disease hotspots, child-health threats, and medicine demand — before crises hit.</w:t>
       </w:r>
     </w:p>
     <w:p>
       <w:pPr>
-        <w:spacing w:after="160" w:before="0" w:line="288" w:lineRule="auto"/>
+        <w:spacing w:after="160" w:line="293" w:lineRule="auto"/>
         <w:jc w:val="left"/>
       </w:pPr>
       <w:r>
@@ -829,12 +351,12 @@
           <w:color w:val="1E2F38"/>
           <w:sz w:val="22"/>
         </w:rPr>
-        <w:t>Without structured mentorship and regional exposure, promising community-health platforms stay local and underfunded — even when the need is urgent.</w:t>
+        <w:t>This is deep technology: offline mobile capture, cloud sync, AI/ML risk scoring, GIS mapping, and dashboards for clinics, districts, and partners. It is built to move primary care from reactive treatment to proactive prevention.</w:t>
       </w:r>
     </w:p>
     <w:p>
       <w:pPr>
-        <w:spacing w:before="280" w:after="100"/>
+        <w:spacing w:before="280" w:after="120"/>
       </w:pPr>
       <w:r>
         <w:rPr>
@@ -842,20 +364,423 @@
           <w:b/>
           <w:i w:val="0"/>
           <w:color w:val="0A1F2E"/>
-          <w:sz w:val="36"/>
+          <w:sz w:val="40"/>
         </w:rPr>
-        <w:t>4. Our Solution: FCHIP &amp; Community Reach</w:t>
+        <w:t>4. What the fellowship unlocks for FairBanks</w:t>
       </w:r>
     </w:p>
     <w:p>
       <w:pPr>
-        <w:spacing w:before="80" w:after="40"/>
+        <w:spacing w:after="160" w:line="293" w:lineRule="auto"/>
+        <w:jc w:val="left"/>
+      </w:pPr>
+      <w:r>
+        <w:rPr>
+          <w:rFonts w:ascii="Calibri" w:hAnsi="Calibri" w:eastAsia="Calibri"/>
+          <w:b w:val="0"/>
+          <w:i w:val="0"/>
+          <w:color w:val="1E2F38"/>
+          <w:sz w:val="22"/>
+        </w:rPr>
+        <w:t>AUC Venture Lab has supported 440+ startups and raised strong investment across Africa. For FairBanks, the fellowship offers leadership development, mentor access, and ecosystem engagement that accelerate FCHIP from live pilot to investment-ready venture.</w:t>
+      </w:r>
+    </w:p>
+    <w:p>
+      <w:pPr>
+        <w:spacing w:after="160" w:line="293" w:lineRule="auto"/>
+        <w:jc w:val="left"/>
+      </w:pPr>
+      <w:r>
+        <w:rPr>
+          <w:rFonts w:ascii="Calibri" w:hAnsi="Calibri" w:eastAsia="Calibri"/>
+          <w:b w:val="0"/>
+          <w:i w:val="0"/>
+          <w:color w:val="1E2F38"/>
+          <w:sz w:val="22"/>
+        </w:rPr>
+        <w:t>I seek structured training in strategic decision-making, storytelling to investors, and resilient founder leadership — skills that strengthen how we govern data ethically and scale across East Africa.</w:t>
+      </w:r>
+    </w:p>
+    <w:p>
+      <w:pPr>
+        <w:spacing w:before="280" w:after="120"/>
+      </w:pPr>
+      <w:r>
+        <w:rPr>
+          <w:rFonts w:ascii="Calibri" w:hAnsi="Calibri" w:eastAsia="Calibri"/>
+          <w:b/>
+          <w:i w:val="0"/>
+          <w:color w:val="0A1F2E"/>
+          <w:sz w:val="40"/>
+        </w:rPr>
+        <w:t>5. What I bring to the cohort</w:t>
+      </w:r>
+    </w:p>
+    <w:p>
+      <w:pPr>
+        <w:spacing w:after="160" w:line="293" w:lineRule="auto"/>
+        <w:jc w:val="left"/>
+      </w:pPr>
+      <w:r>
+        <w:rPr>
+          <w:rFonts w:ascii="Calibri" w:hAnsi="Calibri" w:eastAsia="Calibri"/>
+          <w:b w:val="0"/>
+          <w:i w:val="0"/>
+          <w:color w:val="1E2F38"/>
+          <w:sz w:val="22"/>
+        </w:rPr>
+        <w:t>A functioning medical centre and pharmacy generating real patient and community signals.</w:t>
+      </w:r>
+    </w:p>
+    <w:p>
+      <w:pPr>
+        <w:spacing w:after="160" w:line="293" w:lineRule="auto"/>
+        <w:jc w:val="left"/>
+      </w:pPr>
+      <w:r>
+        <w:rPr>
+          <w:rFonts w:ascii="Calibri" w:hAnsi="Calibri" w:eastAsia="Calibri"/>
+          <w:b w:val="0"/>
+          <w:i w:val="0"/>
+          <w:color w:val="1E2F38"/>
+          <w:sz w:val="22"/>
+        </w:rPr>
+        <w:t>Active outreach in Bukoto, Kyebando, Kisaasi, Kamwokya, Kikaaya, and surrounding areas.</w:t>
+      </w:r>
+    </w:p>
+    <w:p>
+      <w:pPr>
+        <w:spacing w:after="160" w:line="293" w:lineRule="auto"/>
+        <w:jc w:val="left"/>
+      </w:pPr>
+      <w:r>
+        <w:rPr>
+          <w:rFonts w:ascii="Calibri" w:hAnsi="Calibri" w:eastAsia="Calibri"/>
+          <w:b w:val="0"/>
+          <w:i w:val="0"/>
+          <w:color w:val="1E2F38"/>
+          <w:sz w:val="22"/>
+        </w:rPr>
+        <w:t>Trusted CHW/VHT relationships and programmes on maternal health, adolescents, and chronic care.</w:t>
+      </w:r>
+    </w:p>
+    <w:p>
+      <w:pPr>
+        <w:spacing w:after="160" w:line="293" w:lineRule="auto"/>
+        <w:jc w:val="left"/>
+      </w:pPr>
+      <w:r>
+        <w:rPr>
+          <w:rFonts w:ascii="Calibri" w:hAnsi="Calibri" w:eastAsia="Calibri"/>
+          <w:b w:val="0"/>
+          <w:i w:val="0"/>
+          <w:color w:val="1E2F38"/>
+          <w:sz w:val="22"/>
+        </w:rPr>
+        <w:t>A live HealthTech product direction (FCHIP) validated in the field, not only on slides.</w:t>
+      </w:r>
+    </w:p>
+    <w:p>
+      <w:pPr>
+        <w:spacing w:after="160" w:line="293" w:lineRule="auto"/>
+        <w:jc w:val="left"/>
+      </w:pPr>
+      <w:r>
+        <w:rPr>
+          <w:rFonts w:ascii="Calibri" w:hAnsi="Calibri" w:eastAsia="Calibri"/>
+          <w:b w:val="0"/>
+          <w:i w:val="0"/>
+          <w:color w:val="1E2F38"/>
+          <w:sz w:val="22"/>
+        </w:rPr>
+        <w:t>A bridge between grassroots health realities and continental HealthTech discourse.</w:t>
+      </w:r>
+    </w:p>
+    <w:p>
+      <w:pPr>
+        <w:pStyle w:val="ListBullet"/>
+      </w:pPr>
+      <w:r>
+        <w:rPr>
+          <w:rFonts w:ascii="Calibri" w:hAnsi="Calibri" w:eastAsia="Calibri"/>
+          <w:b w:val="0"/>
+          <w:i w:val="0"/>
+          <w:color w:val="1E2F38"/>
+          <w:sz w:val="22"/>
+        </w:rPr>
+        <w:t>A functioning medical centre and pharmacy generating real patient and community signals.</w:t>
+      </w:r>
+    </w:p>
+    <w:p>
+      <w:pPr>
+        <w:pStyle w:val="ListBullet"/>
+      </w:pPr>
+      <w:r>
+        <w:rPr>
+          <w:rFonts w:ascii="Calibri" w:hAnsi="Calibri" w:eastAsia="Calibri"/>
+          <w:b w:val="0"/>
+          <w:i w:val="0"/>
+          <w:color w:val="1E2F38"/>
+          <w:sz w:val="22"/>
+        </w:rPr>
+        <w:t>Active outreach in Bukoto, Kyebando, Kisaasi, Kamwokya, Kikaaya, and surrounding areas.</w:t>
+      </w:r>
+    </w:p>
+    <w:p>
+      <w:pPr>
+        <w:pStyle w:val="ListBullet"/>
+      </w:pPr>
+      <w:r>
+        <w:rPr>
+          <w:rFonts w:ascii="Calibri" w:hAnsi="Calibri" w:eastAsia="Calibri"/>
+          <w:b w:val="0"/>
+          <w:i w:val="0"/>
+          <w:color w:val="1E2F38"/>
+          <w:sz w:val="22"/>
+        </w:rPr>
+        <w:t>Trusted CHW/VHT relationships and programmes on maternal health, adolescents, and chronic care.</w:t>
+      </w:r>
+    </w:p>
+    <w:p>
+      <w:pPr>
+        <w:pStyle w:val="ListBullet"/>
+      </w:pPr>
+      <w:r>
+        <w:rPr>
+          <w:rFonts w:ascii="Calibri" w:hAnsi="Calibri" w:eastAsia="Calibri"/>
+          <w:b w:val="0"/>
+          <w:i w:val="0"/>
+          <w:color w:val="1E2F38"/>
+          <w:sz w:val="22"/>
+        </w:rPr>
+        <w:t>A live HealthTech product direction (FCHIP) validated in the field, not only on slides.</w:t>
+      </w:r>
+    </w:p>
+    <w:p>
+      <w:pPr>
+        <w:pStyle w:val="ListBullet"/>
+      </w:pPr>
+      <w:r>
+        <w:rPr>
+          <w:rFonts w:ascii="Calibri" w:hAnsi="Calibri" w:eastAsia="Calibri"/>
+          <w:b w:val="0"/>
+          <w:i w:val="0"/>
+          <w:color w:val="1E2F38"/>
+          <w:sz w:val="22"/>
+        </w:rPr>
+        <w:t>A bridge between grassroots health realities and continental HealthTech discourse.</w:t>
+      </w:r>
+    </w:p>
+    <w:p>
+      <w:pPr>
+        <w:spacing w:before="280" w:after="120"/>
+      </w:pPr>
+      <w:r>
+        <w:rPr>
+          <w:rFonts w:ascii="Calibri" w:hAnsi="Calibri" w:eastAsia="Calibri"/>
+          <w:b/>
+          <w:i w:val="0"/>
+          <w:color w:val="0A1F2E"/>
+          <w:sz w:val="40"/>
+        </w:rPr>
+        <w:t>6. Cairo fellowship goals (September–October 2026)</w:t>
+      </w:r>
+    </w:p>
+    <w:p>
+      <w:pPr>
+        <w:spacing w:after="160" w:line="293" w:lineRule="auto"/>
+        <w:jc w:val="left"/>
+      </w:pPr>
+      <w:r>
+        <w:rPr>
+          <w:rFonts w:ascii="Calibri" w:hAnsi="Calibri" w:eastAsia="Calibri"/>
+          <w:b w:val="0"/>
+          <w:i w:val="0"/>
+          <w:color w:val="1E2F38"/>
+          <w:sz w:val="22"/>
+        </w:rPr>
+        <w:t>Refine FCHIP’s investor narrative and go-to-market for clinics, districts, and NGO partners.</w:t>
+      </w:r>
+    </w:p>
+    <w:p>
+      <w:pPr>
+        <w:spacing w:after="160" w:line="293" w:lineRule="auto"/>
+        <w:jc w:val="left"/>
+      </w:pPr>
+      <w:r>
+        <w:rPr>
+          <w:rFonts w:ascii="Calibri" w:hAnsi="Calibri" w:eastAsia="Calibri"/>
+          <w:b w:val="0"/>
+          <w:i w:val="0"/>
+          <w:color w:val="1E2F38"/>
+          <w:sz w:val="22"/>
+        </w:rPr>
+        <w:t>Build mentor relationships in HealthTech, AI, and impact investing across Egypt and broader Africa.</w:t>
+      </w:r>
+    </w:p>
+    <w:p>
+      <w:pPr>
+        <w:spacing w:after="160" w:line="293" w:lineRule="auto"/>
+        <w:jc w:val="left"/>
+      </w:pPr>
+      <w:r>
+        <w:rPr>
+          <w:rFonts w:ascii="Calibri" w:hAnsi="Calibri" w:eastAsia="Calibri"/>
+          <w:b w:val="0"/>
+          <w:i w:val="0"/>
+          <w:color w:val="1E2F38"/>
+          <w:sz w:val="22"/>
+        </w:rPr>
+        <w:t>Design a cross-regional learning exchange — how community intelligence models transfer between countries.</w:t>
+      </w:r>
+    </w:p>
+    <w:p>
+      <w:pPr>
+        <w:spacing w:after="160" w:line="293" w:lineRule="auto"/>
+        <w:jc w:val="left"/>
+      </w:pPr>
+      <w:r>
+        <w:rPr>
+          <w:rFonts w:ascii="Calibri" w:hAnsi="Calibri" w:eastAsia="Calibri"/>
+          <w:b w:val="0"/>
+          <w:i w:val="0"/>
+          <w:color w:val="1E2F38"/>
+          <w:sz w:val="22"/>
+        </w:rPr>
+        <w:t>Return to Uganda with sharper leadership, a stronger network, and a clearer scale plan for FCHIP.</w:t>
+      </w:r>
+    </w:p>
+    <w:p>
+      <w:pPr>
+        <w:pStyle w:val="ListBullet"/>
+      </w:pPr>
+      <w:r>
+        <w:rPr>
+          <w:rFonts w:ascii="Calibri" w:hAnsi="Calibri" w:eastAsia="Calibri"/>
+          <w:b w:val="0"/>
+          <w:i w:val="0"/>
+          <w:color w:val="1E2F38"/>
+          <w:sz w:val="22"/>
+        </w:rPr>
+        <w:t>Leadership labs: decision-making under uncertainty in community health markets</w:t>
+      </w:r>
+    </w:p>
+    <w:p>
+      <w:pPr>
+        <w:pStyle w:val="ListBullet"/>
+      </w:pPr>
+      <w:r>
+        <w:rPr>
+          <w:rFonts w:ascii="Calibri" w:hAnsi="Calibri" w:eastAsia="Calibri"/>
+          <w:b w:val="0"/>
+          <w:i w:val="0"/>
+          <w:color w:val="1E2F38"/>
+          <w:sz w:val="22"/>
+        </w:rPr>
+        <w:t>Mentor hours with HealthTech founders and investors in AUC’s ecosystem</w:t>
+      </w:r>
+    </w:p>
+    <w:p>
+      <w:pPr>
+        <w:pStyle w:val="ListBullet"/>
+      </w:pPr>
+      <w:r>
+        <w:rPr>
+          <w:rFonts w:ascii="Calibri" w:hAnsi="Calibri" w:eastAsia="Calibri"/>
+          <w:b w:val="0"/>
+          <w:i w:val="0"/>
+          <w:color w:val="1E2F38"/>
+          <w:sz w:val="22"/>
+        </w:rPr>
+        <w:t>Cross-cultural collaboration with fellows from Egypt, Denmark links, and beyond</w:t>
+      </w:r>
+    </w:p>
+    <w:p>
+      <w:pPr>
+        <w:pStyle w:val="ListBullet"/>
+      </w:pPr>
+      <w:r>
+        <w:rPr>
+          <w:rFonts w:ascii="Calibri" w:hAnsi="Calibri" w:eastAsia="Calibri"/>
+          <w:b w:val="0"/>
+          <w:i w:val="0"/>
+          <w:color w:val="1E2F38"/>
+          <w:sz w:val="22"/>
+        </w:rPr>
+        <w:t>Pitch refinement for FCHIP as a women-led, Africa-rooted intelligence company</w:t>
+      </w:r>
+    </w:p>
+    <w:p>
+      <w:pPr>
+        <w:spacing w:before="280" w:after="120"/>
+      </w:pPr>
+      <w:r>
+        <w:rPr>
+          <w:rFonts w:ascii="Calibri" w:hAnsi="Calibri" w:eastAsia="Calibri"/>
+          <w:b/>
+          <w:i w:val="0"/>
+          <w:color w:val="0A1F2E"/>
+          <w:sz w:val="40"/>
+        </w:rPr>
+        <w:t>7. A partnership that lifts both sides</w:t>
+      </w:r>
+    </w:p>
+    <w:p>
+      <w:pPr>
+        <w:spacing w:after="160" w:line="293" w:lineRule="auto"/>
+        <w:jc w:val="left"/>
+      </w:pPr>
+      <w:r>
+        <w:rPr>
+          <w:rFonts w:ascii="Calibri" w:hAnsi="Calibri" w:eastAsia="Calibri"/>
+          <w:b w:val="0"/>
+          <w:i w:val="0"/>
+          <w:color w:val="1E2F38"/>
+          <w:sz w:val="22"/>
+        </w:rPr>
+        <w:t>This fellowship works when the cohort gains from real ventures — and ventures gain from structured leadership growth. FairBanks offers live community health operations; AUC Venture Lab offers the mentorship and ecosystem that help FCHIP become investment-ready across Africa.</w:t>
+      </w:r>
+    </w:p>
+    <w:p>
+      <w:pPr>
+        <w:spacing w:after="160" w:line="293" w:lineRule="auto"/>
+        <w:jc w:val="left"/>
+      </w:pPr>
+      <w:r>
+        <w:rPr>
+          <w:rFonts w:ascii="Calibri" w:hAnsi="Calibri" w:eastAsia="Calibri"/>
+          <w:b/>
+          <w:i w:val="0"/>
+          <w:color w:val="1E2F38"/>
+          <w:sz w:val="22"/>
+        </w:rPr>
+        <w:t>For FairBanks: World-class accelerator training, continental visibility, and mentor networks that help FCHIP scale beyond Uganda.</w:t>
+      </w:r>
+    </w:p>
+    <w:p>
+      <w:pPr>
+        <w:spacing w:after="160" w:line="293" w:lineRule="auto"/>
+        <w:jc w:val="left"/>
+      </w:pPr>
+      <w:r>
+        <w:rPr>
+          <w:rFonts w:ascii="Calibri" w:hAnsi="Calibri" w:eastAsia="Calibri"/>
+          <w:b/>
+          <w:i w:val="0"/>
+          <w:color w:val="1E2F38"/>
+          <w:sz w:val="22"/>
+        </w:rPr>
+        <w:t>For AUC Venture Lab: A fellow bringing live HealthTech field validation, CHW data pipelines, and a compelling women-innovation story from East Africa.</w:t>
+      </w:r>
+    </w:p>
+    <w:p>
+      <w:pPr>
         <w:jc w:val="center"/>
       </w:pPr>
       <w:r>
         <w:drawing>
           <wp:inline xmlns:a="http://schemas.openxmlformats.org/drawingml/2006/main" xmlns:pic="http://schemas.openxmlformats.org/drawingml/2006/picture">
-            <wp:extent cx="4390688" cy="2926080"/>
+            <wp:extent cx="4665106" cy="3108960"/>
             <wp:docPr id="3" name="Picture 3"/>
             <wp:cNvGraphicFramePr>
               <a:graphicFrameLocks noChangeAspect="1"/>
@@ -864,7 +789,7 @@
               <a:graphicData uri="http://schemas.openxmlformats.org/drawingml/2006/picture">
                 <pic:pic>
                   <pic:nvPicPr>
-                    <pic:cNvPr id="0" name="data_flow_iso_labeled_opt.jpg"/>
+                    <pic:cNvPr id="0" name="outreach_audience_full_group_01_opt.jpg"/>
                     <pic:cNvPicPr/>
                   </pic:nvPicPr>
                   <pic:blipFill>
@@ -876,7 +801,7 @@
                   <pic:spPr>
                     <a:xfrm>
                       <a:off x="0" y="0"/>
-                      <a:ext cx="4390688" cy="2926080"/>
+                      <a:ext cx="4665106" cy="3108960"/>
                     </a:xfrm>
                     <a:prstGeom prst="rect"/>
                   </pic:spPr>
@@ -889,7 +814,7 @@
     </w:p>
     <w:p>
       <w:pPr>
-        <w:spacing w:after="200" w:before="40" w:line="288" w:lineRule="auto"/>
+        <w:spacing w:after="200" w:line="293" w:lineRule="auto"/>
         <w:jc w:val="center"/>
       </w:pPr>
       <w:r>
@@ -900,1407 +825,12 @@
           <w:color w:val="3A4A54"/>
           <w:sz w:val="18"/>
         </w:rPr>
-        <w:t>Community signals → capture → FCHIP intelligence → action</w:t>
+        <w:t>Community-first HealthTech — Your health, our mission.</w:t>
       </w:r>
     </w:p>
     <w:p>
       <w:pPr>
-        <w:spacing w:after="160" w:before="0" w:line="288" w:lineRule="auto"/>
-        <w:jc w:val="left"/>
-      </w:pPr>
-      <w:r>
-        <w:rPr>
-          <w:rFonts w:ascii="Calibri" w:hAnsi="Calibri" w:eastAsia="Calibri"/>
-          <w:b w:val="0"/>
-          <w:i w:val="0"/>
-          <w:color w:val="1E2F38"/>
-          <w:sz w:val="22"/>
-        </w:rPr>
-        <w:t>FCHIP connects CHWs, clinics, and partners through mobile capture, AI prediction, and GIS dashboards.</w:t>
-      </w:r>
-    </w:p>
-    <w:p>
-      <w:pPr>
-        <w:spacing w:after="160" w:before="0" w:line="288" w:lineRule="auto"/>
-        <w:jc w:val="left"/>
-      </w:pPr>
-      <w:r>
-        <w:rPr>
-          <w:rFonts w:ascii="Calibri" w:hAnsi="Calibri" w:eastAsia="Calibri"/>
-          <w:b w:val="0"/>
-          <w:i w:val="0"/>
-          <w:color w:val="1E2F38"/>
-          <w:sz w:val="22"/>
-        </w:rPr>
-        <w:t>The fellowship will sharpen how we pitch, partner, and scale this women-led deep-tech story without losing our community-first roots.</w:t>
-      </w:r>
-    </w:p>
-    <w:p>
-      <w:pPr>
-        <w:spacing w:before="180" w:after="100"/>
-      </w:pPr>
-      <w:r>
-        <w:rPr>
-          <w:rFonts w:ascii="Calibri" w:hAnsi="Calibri" w:eastAsia="Calibri"/>
-          <w:b/>
-          <w:i w:val="0"/>
-          <w:color w:val="0D6E6E"/>
-          <w:sz w:val="26"/>
-        </w:rPr>
-        <w:t>4.1 Deep technology core</w:t>
-      </w:r>
-    </w:p>
-    <w:tbl>
-      <w:tblPr>
-        <w:tblW w:type="auto" w:w="0"/>
-        <w:jc w:val="center"/>
-        <w:tblLook w:firstColumn="1" w:firstRow="1" w:lastColumn="0" w:lastRow="0" w:noHBand="0" w:noVBand="1" w:val="04A0"/>
-      </w:tblPr>
-      <w:tblGrid>
-        <w:gridCol w:w="4896"/>
-        <w:gridCol w:w="4896"/>
-      </w:tblGrid>
-      <w:tr>
-        <w:tc>
-          <w:tcPr>
-            <w:tcW w:type="dxa" w:w="3168"/>
-            <w:shd w:fill="0D6E6E"/>
-            <w:tcBorders>
-              <w:top w:val="single" w:sz="8" w:color="0D6E6E"/>
-              <w:left w:val="single" w:sz="8" w:color="0D6E6E"/>
-              <w:bottom w:val="single" w:sz="8" w:color="0D6E6E"/>
-              <w:right w:val="single" w:sz="8" w:color="0D6E6E"/>
-            </w:tcBorders>
-          </w:tcPr>
-          <w:p>
-            <w:r/>
-            <w:r>
-              <w:rPr>
-                <w:rFonts w:ascii="Calibri" w:hAnsi="Calibri" w:eastAsia="Calibri"/>
-                <w:b/>
-                <w:i w:val="0"/>
-                <w:color w:val="FFFFFF"/>
-                <w:sz w:val="20"/>
-              </w:rPr>
-              <w:t>Technology</w:t>
-            </w:r>
-          </w:p>
-        </w:tc>
-        <w:tc>
-          <w:tcPr>
-            <w:tcW w:type="dxa" w:w="6048"/>
-            <w:shd w:fill="0D6E6E"/>
-            <w:tcBorders>
-              <w:top w:val="single" w:sz="8" w:color="0D6E6E"/>
-              <w:left w:val="single" w:sz="8" w:color="0D6E6E"/>
-              <w:bottom w:val="single" w:sz="8" w:color="0D6E6E"/>
-              <w:right w:val="single" w:sz="8" w:color="0D6E6E"/>
-            </w:tcBorders>
-          </w:tcPr>
-          <w:p>
-            <w:r/>
-            <w:r>
-              <w:rPr>
-                <w:rFonts w:ascii="Calibri" w:hAnsi="Calibri" w:eastAsia="Calibri"/>
-                <w:b/>
-                <w:i w:val="0"/>
-                <w:color w:val="FFFFFF"/>
-                <w:sz w:val="20"/>
-              </w:rPr>
-              <w:t>Role</w:t>
-            </w:r>
-          </w:p>
-        </w:tc>
-      </w:tr>
-      <w:tr>
-        <w:tc>
-          <w:tcPr>
-            <w:tcW w:type="dxa" w:w="3168"/>
-            <w:tcBorders>
-              <w:top w:val="single" w:sz="8" w:color="D0DCDC"/>
-              <w:left w:val="single" w:sz="8" w:color="D0DCDC"/>
-              <w:bottom w:val="single" w:sz="8" w:color="D0DCDC"/>
-              <w:right w:val="single" w:sz="8" w:color="D0DCDC"/>
-            </w:tcBorders>
-          </w:tcPr>
-          <w:p>
-            <w:r/>
-            <w:r>
-              <w:rPr>
-                <w:rFonts w:ascii="Calibri" w:hAnsi="Calibri" w:eastAsia="Calibri"/>
-                <w:b w:val="0"/>
-                <w:i w:val="0"/>
-                <w:color w:val="1E2F38"/>
-                <w:sz w:val="20"/>
-              </w:rPr>
-              <w:t>Artificial Intelligence</w:t>
-            </w:r>
-          </w:p>
-        </w:tc>
-        <w:tc>
-          <w:tcPr>
-            <w:tcW w:type="dxa" w:w="6048"/>
-            <w:tcBorders>
-              <w:top w:val="single" w:sz="8" w:color="D0DCDC"/>
-              <w:left w:val="single" w:sz="8" w:color="D0DCDC"/>
-              <w:bottom w:val="single" w:sz="8" w:color="D0DCDC"/>
-              <w:right w:val="single" w:sz="8" w:color="D0DCDC"/>
-            </w:tcBorders>
-          </w:tcPr>
-          <w:p>
-            <w:r/>
-            <w:r>
-              <w:rPr>
-                <w:rFonts w:ascii="Calibri" w:hAnsi="Calibri" w:eastAsia="Calibri"/>
-                <w:b w:val="0"/>
-                <w:i w:val="0"/>
-                <w:color w:val="1E2F38"/>
-                <w:sz w:val="20"/>
-              </w:rPr>
-              <w:t>Outbreak early warning; maternal and NCD risk scoring</w:t>
-            </w:r>
-          </w:p>
-        </w:tc>
-      </w:tr>
-      <w:tr>
-        <w:tc>
-          <w:tcPr>
-            <w:tcW w:type="dxa" w:w="3168"/>
-            <w:shd w:fill="F7F5F0"/>
-            <w:tcBorders>
-              <w:top w:val="single" w:sz="8" w:color="D0DCDC"/>
-              <w:left w:val="single" w:sz="8" w:color="D0DCDC"/>
-              <w:bottom w:val="single" w:sz="8" w:color="D0DCDC"/>
-              <w:right w:val="single" w:sz="8" w:color="D0DCDC"/>
-            </w:tcBorders>
-          </w:tcPr>
-          <w:p>
-            <w:r/>
-            <w:r>
-              <w:rPr>
-                <w:rFonts w:ascii="Calibri" w:hAnsi="Calibri" w:eastAsia="Calibri"/>
-                <w:b w:val="0"/>
-                <w:i w:val="0"/>
-                <w:color w:val="1E2F38"/>
-                <w:sz w:val="20"/>
-              </w:rPr>
-              <w:t>Machine Learning</w:t>
-            </w:r>
-          </w:p>
-        </w:tc>
-        <w:tc>
-          <w:tcPr>
-            <w:tcW w:type="dxa" w:w="6048"/>
-            <w:shd w:fill="F7F5F0"/>
-            <w:tcBorders>
-              <w:top w:val="single" w:sz="8" w:color="D0DCDC"/>
-              <w:left w:val="single" w:sz="8" w:color="D0DCDC"/>
-              <w:bottom w:val="single" w:sz="8" w:color="D0DCDC"/>
-              <w:right w:val="single" w:sz="8" w:color="D0DCDC"/>
-            </w:tcBorders>
-          </w:tcPr>
-          <w:p>
-            <w:r/>
-            <w:r>
-              <w:rPr>
-                <w:rFonts w:ascii="Calibri" w:hAnsi="Calibri" w:eastAsia="Calibri"/>
-                <w:b w:val="0"/>
-                <w:i w:val="0"/>
-                <w:color w:val="1E2F38"/>
-                <w:sz w:val="20"/>
-              </w:rPr>
-              <w:t>Learn from community patterns, seasons, and outreach outcomes</w:t>
-            </w:r>
-          </w:p>
-        </w:tc>
-      </w:tr>
-      <w:tr>
-        <w:tc>
-          <w:tcPr>
-            <w:tcW w:type="dxa" w:w="3168"/>
-            <w:tcBorders>
-              <w:top w:val="single" w:sz="8" w:color="D0DCDC"/>
-              <w:left w:val="single" w:sz="8" w:color="D0DCDC"/>
-              <w:bottom w:val="single" w:sz="8" w:color="D0DCDC"/>
-              <w:right w:val="single" w:sz="8" w:color="D0DCDC"/>
-            </w:tcBorders>
-          </w:tcPr>
-          <w:p>
-            <w:r/>
-            <w:r>
-              <w:rPr>
-                <w:rFonts w:ascii="Calibri" w:hAnsi="Calibri" w:eastAsia="Calibri"/>
-                <w:b w:val="0"/>
-                <w:i w:val="0"/>
-                <w:color w:val="1E2F38"/>
-                <w:sz w:val="20"/>
-              </w:rPr>
-              <w:t>GIS Mapping</w:t>
-            </w:r>
-          </w:p>
-        </w:tc>
-        <w:tc>
-          <w:tcPr>
-            <w:tcW w:type="dxa" w:w="6048"/>
-            <w:tcBorders>
-              <w:top w:val="single" w:sz="8" w:color="D0DCDC"/>
-              <w:left w:val="single" w:sz="8" w:color="D0DCDC"/>
-              <w:bottom w:val="single" w:sz="8" w:color="D0DCDC"/>
-              <w:right w:val="single" w:sz="8" w:color="D0DCDC"/>
-            </w:tcBorders>
-          </w:tcPr>
-          <w:p>
-            <w:r/>
-            <w:r>
-              <w:rPr>
-                <w:rFonts w:ascii="Calibri" w:hAnsi="Calibri" w:eastAsia="Calibri"/>
-                <w:b w:val="0"/>
-                <w:i w:val="0"/>
-                <w:color w:val="1E2F38"/>
-                <w:sz w:val="20"/>
-              </w:rPr>
-              <w:t>Disease distribution, hotspots, and resource gaps</w:t>
-            </w:r>
-          </w:p>
-        </w:tc>
-      </w:tr>
-      <w:tr>
-        <w:tc>
-          <w:tcPr>
-            <w:tcW w:type="dxa" w:w="3168"/>
-            <w:shd w:fill="F7F5F0"/>
-            <w:tcBorders>
-              <w:top w:val="single" w:sz="8" w:color="D0DCDC"/>
-              <w:left w:val="single" w:sz="8" w:color="D0DCDC"/>
-              <w:bottom w:val="single" w:sz="8" w:color="D0DCDC"/>
-              <w:right w:val="single" w:sz="8" w:color="D0DCDC"/>
-            </w:tcBorders>
-          </w:tcPr>
-          <w:p>
-            <w:r/>
-            <w:r>
-              <w:rPr>
-                <w:rFonts w:ascii="Calibri" w:hAnsi="Calibri" w:eastAsia="Calibri"/>
-                <w:b w:val="0"/>
-                <w:i w:val="0"/>
-                <w:color w:val="1E2F38"/>
-                <w:sz w:val="20"/>
-              </w:rPr>
-              <w:t>Mobile Data Collection</w:t>
-            </w:r>
-          </w:p>
-        </w:tc>
-        <w:tc>
-          <w:tcPr>
-            <w:tcW w:type="dxa" w:w="6048"/>
-            <w:shd w:fill="F7F5F0"/>
-            <w:tcBorders>
-              <w:top w:val="single" w:sz="8" w:color="D0DCDC"/>
-              <w:left w:val="single" w:sz="8" w:color="D0DCDC"/>
-              <w:bottom w:val="single" w:sz="8" w:color="D0DCDC"/>
-              <w:right w:val="single" w:sz="8" w:color="D0DCDC"/>
-            </w:tcBorders>
-          </w:tcPr>
-          <w:p>
-            <w:r/>
-            <w:r>
-              <w:rPr>
-                <w:rFonts w:ascii="Calibri" w:hAnsi="Calibri" w:eastAsia="Calibri"/>
-                <w:b w:val="0"/>
-                <w:i w:val="0"/>
-                <w:color w:val="1E2F38"/>
-                <w:sz w:val="20"/>
-              </w:rPr>
-              <w:t>Offline-capable CHW/VHT capture at household level</w:t>
-            </w:r>
-          </w:p>
-        </w:tc>
-      </w:tr>
-      <w:tr>
-        <w:tc>
-          <w:tcPr>
-            <w:tcW w:type="dxa" w:w="3168"/>
-            <w:tcBorders>
-              <w:top w:val="single" w:sz="8" w:color="D0DCDC"/>
-              <w:left w:val="single" w:sz="8" w:color="D0DCDC"/>
-              <w:bottom w:val="single" w:sz="8" w:color="D0DCDC"/>
-              <w:right w:val="single" w:sz="8" w:color="D0DCDC"/>
-            </w:tcBorders>
-          </w:tcPr>
-          <w:p>
-            <w:r/>
-            <w:r>
-              <w:rPr>
-                <w:rFonts w:ascii="Calibri" w:hAnsi="Calibri" w:eastAsia="Calibri"/>
-                <w:b w:val="0"/>
-                <w:i w:val="0"/>
-                <w:color w:val="1E2F38"/>
-                <w:sz w:val="20"/>
-              </w:rPr>
-              <w:t>Cloud Computing</w:t>
-            </w:r>
-          </w:p>
-        </w:tc>
-        <w:tc>
-          <w:tcPr>
-            <w:tcW w:type="dxa" w:w="6048"/>
-            <w:tcBorders>
-              <w:top w:val="single" w:sz="8" w:color="D0DCDC"/>
-              <w:left w:val="single" w:sz="8" w:color="D0DCDC"/>
-              <w:bottom w:val="single" w:sz="8" w:color="D0DCDC"/>
-              <w:right w:val="single" w:sz="8" w:color="D0DCDC"/>
-            </w:tcBorders>
-          </w:tcPr>
-          <w:p>
-            <w:r/>
-            <w:r>
-              <w:rPr>
-                <w:rFonts w:ascii="Calibri" w:hAnsi="Calibri" w:eastAsia="Calibri"/>
-                <w:b w:val="0"/>
-                <w:i w:val="0"/>
-                <w:color w:val="1E2F38"/>
-                <w:sz w:val="20"/>
-              </w:rPr>
-              <w:t>Secure sync across facilities and partners</w:t>
-            </w:r>
-          </w:p>
-        </w:tc>
-      </w:tr>
-      <w:tr>
-        <w:tc>
-          <w:tcPr>
-            <w:tcW w:type="dxa" w:w="3168"/>
-            <w:shd w:fill="F7F5F0"/>
-            <w:tcBorders>
-              <w:top w:val="single" w:sz="8" w:color="D0DCDC"/>
-              <w:left w:val="single" w:sz="8" w:color="D0DCDC"/>
-              <w:bottom w:val="single" w:sz="8" w:color="D0DCDC"/>
-              <w:right w:val="single" w:sz="8" w:color="D0DCDC"/>
-            </w:tcBorders>
-          </w:tcPr>
-          <w:p>
-            <w:r/>
-            <w:r>
-              <w:rPr>
-                <w:rFonts w:ascii="Calibri" w:hAnsi="Calibri" w:eastAsia="Calibri"/>
-                <w:b w:val="0"/>
-                <w:i w:val="0"/>
-                <w:color w:val="1E2F38"/>
-                <w:sz w:val="20"/>
-              </w:rPr>
-              <w:t>Analytics Dashboards</w:t>
-            </w:r>
-          </w:p>
-        </w:tc>
-        <w:tc>
-          <w:tcPr>
-            <w:tcW w:type="dxa" w:w="6048"/>
-            <w:shd w:fill="F7F5F0"/>
-            <w:tcBorders>
-              <w:top w:val="single" w:sz="8" w:color="D0DCDC"/>
-              <w:left w:val="single" w:sz="8" w:color="D0DCDC"/>
-              <w:bottom w:val="single" w:sz="8" w:color="D0DCDC"/>
-              <w:right w:val="single" w:sz="8" w:color="D0DCDC"/>
-            </w:tcBorders>
-          </w:tcPr>
-          <w:p>
-            <w:r/>
-            <w:r>
-              <w:rPr>
-                <w:rFonts w:ascii="Calibri" w:hAnsi="Calibri" w:eastAsia="Calibri"/>
-                <w:b w:val="0"/>
-                <w:i w:val="0"/>
-                <w:color w:val="1E2F38"/>
-                <w:sz w:val="20"/>
-              </w:rPr>
-              <w:t>Real-time views for clinics, districts, and NGOs</w:t>
-            </w:r>
-          </w:p>
-        </w:tc>
-      </w:tr>
-    </w:tbl>
-    <w:p/>
-    <w:p>
-      <w:pPr>
-        <w:spacing w:before="180" w:after="100"/>
-      </w:pPr>
-      <w:r>
-        <w:rPr>
-          <w:rFonts w:ascii="Calibri" w:hAnsi="Calibri" w:eastAsia="Calibri"/>
-          <w:b/>
-          <w:i w:val="0"/>
-          <w:color w:val="0D6E6E"/>
-          <w:sz w:val="26"/>
-        </w:rPr>
-        <w:t>4.2 Priority use cases for this call</w:t>
-      </w:r>
-    </w:p>
-    <w:p>
-      <w:pPr>
-        <w:spacing w:after="80" w:before="0" w:line="288" w:lineRule="auto"/>
-        <w:jc w:val="left"/>
-      </w:pPr>
-      <w:r>
-        <w:rPr>
-          <w:rFonts w:ascii="Calibri" w:hAnsi="Calibri" w:eastAsia="Calibri"/>
-          <w:b w:val="0"/>
-          <w:i w:val="0"/>
-          <w:color w:val="1E2F38"/>
-          <w:sz w:val="22"/>
-        </w:rPr>
-        <w:t>Maternal health: Home-visit signals flag high-risk pregnancies before complications.</w:t>
-      </w:r>
-    </w:p>
-    <w:p>
-      <w:pPr>
-        <w:spacing w:after="80" w:before="0" w:line="288" w:lineRule="auto"/>
-        <w:jc w:val="left"/>
-      </w:pPr>
-      <w:r>
-        <w:rPr>
-          <w:rFonts w:ascii="Calibri" w:hAnsi="Calibri" w:eastAsia="Calibri"/>
-          <w:b w:val="0"/>
-          <w:i w:val="0"/>
-          <w:color w:val="1E2F38"/>
-          <w:sz w:val="22"/>
-        </w:rPr>
-        <w:t>Disease surveillance: Fever clusters trigger early malaria / outbreak response.</w:t>
-      </w:r>
-    </w:p>
-    <w:p>
-      <w:pPr>
-        <w:spacing w:after="80" w:before="0" w:line="288" w:lineRule="auto"/>
-        <w:jc w:val="left"/>
-      </w:pPr>
-      <w:r>
-        <w:rPr>
-          <w:rFonts w:ascii="Calibri" w:hAnsi="Calibri" w:eastAsia="Calibri"/>
-          <w:b w:val="0"/>
-          <w:i w:val="0"/>
-          <w:color w:val="1E2F38"/>
-          <w:sz w:val="22"/>
-        </w:rPr>
-        <w:t>NCD hotspots: Community BP and glucose data guide targeted screening.</w:t>
-      </w:r>
-    </w:p>
-    <w:p>
-      <w:pPr>
-        <w:spacing w:before="280" w:after="100"/>
-      </w:pPr>
-      <w:r>
-        <w:rPr>
-          <w:rFonts w:ascii="Calibri" w:hAnsi="Calibri" w:eastAsia="Calibri"/>
-          <w:b/>
-          <w:i w:val="0"/>
-          <w:color w:val="0A1F2E"/>
-          <w:sz w:val="36"/>
-        </w:rPr>
-        <w:t>5. Fit to Programme Criteria</w:t>
-      </w:r>
-    </w:p>
-    <w:tbl>
-      <w:tblPr>
-        <w:tblW w:type="auto" w:w="0"/>
-        <w:jc w:val="center"/>
-        <w:tblLook w:firstColumn="1" w:firstRow="1" w:lastColumn="0" w:lastRow="0" w:noHBand="0" w:noVBand="1" w:val="04A0"/>
-      </w:tblPr>
-      <w:tblGrid>
-        <w:gridCol w:w="4896"/>
-        <w:gridCol w:w="4896"/>
-      </w:tblGrid>
-      <w:tr>
-        <w:tc>
-          <w:tcPr>
-            <w:tcW w:type="dxa" w:w="3456"/>
-            <w:shd w:fill="0D6E6E"/>
-            <w:tcBorders>
-              <w:top w:val="single" w:sz="8" w:color="0D6E6E"/>
-              <w:left w:val="single" w:sz="8" w:color="0D6E6E"/>
-              <w:bottom w:val="single" w:sz="8" w:color="0D6E6E"/>
-              <w:right w:val="single" w:sz="8" w:color="0D6E6E"/>
-            </w:tcBorders>
-          </w:tcPr>
-          <w:p>
-            <w:r/>
-            <w:r>
-              <w:rPr>
-                <w:rFonts w:ascii="Calibri" w:hAnsi="Calibri" w:eastAsia="Calibri"/>
-                <w:b/>
-                <w:i w:val="0"/>
-                <w:color w:val="FFFFFF"/>
-                <w:sz w:val="20"/>
-              </w:rPr>
-              <w:t>Criterion / theme</w:t>
-            </w:r>
-          </w:p>
-        </w:tc>
-        <w:tc>
-          <w:tcPr>
-            <w:tcW w:type="dxa" w:w="5760"/>
-            <w:shd w:fill="0D6E6E"/>
-            <w:tcBorders>
-              <w:top w:val="single" w:sz="8" w:color="0D6E6E"/>
-              <w:left w:val="single" w:sz="8" w:color="0D6E6E"/>
-              <w:bottom w:val="single" w:sz="8" w:color="0D6E6E"/>
-              <w:right w:val="single" w:sz="8" w:color="0D6E6E"/>
-            </w:tcBorders>
-          </w:tcPr>
-          <w:p>
-            <w:r/>
-            <w:r>
-              <w:rPr>
-                <w:rFonts w:ascii="Calibri" w:hAnsi="Calibri" w:eastAsia="Calibri"/>
-                <w:b/>
-                <w:i w:val="0"/>
-                <w:color w:val="FFFFFF"/>
-                <w:sz w:val="20"/>
-              </w:rPr>
-              <w:t>How we respond</w:t>
-            </w:r>
-          </w:p>
-        </w:tc>
-      </w:tr>
-      <w:tr>
-        <w:tc>
-          <w:tcPr>
-            <w:tcW w:type="dxa" w:w="3456"/>
-            <w:tcBorders>
-              <w:top w:val="single" w:sz="8" w:color="D0DCDC"/>
-              <w:left w:val="single" w:sz="8" w:color="D0DCDC"/>
-              <w:bottom w:val="single" w:sz="8" w:color="D0DCDC"/>
-              <w:right w:val="single" w:sz="8" w:color="D0DCDC"/>
-            </w:tcBorders>
-          </w:tcPr>
-          <w:p>
-            <w:r/>
-            <w:r>
-              <w:rPr>
-                <w:rFonts w:ascii="Calibri" w:hAnsi="Calibri" w:eastAsia="Calibri"/>
-                <w:b w:val="0"/>
-                <w:i w:val="0"/>
-                <w:color w:val="1E2F38"/>
-                <w:sz w:val="20"/>
-              </w:rPr>
-              <w:t>Women entrepreneurs &amp; innovators</w:t>
-            </w:r>
-          </w:p>
-        </w:tc>
-        <w:tc>
-          <w:tcPr>
-            <w:tcW w:type="dxa" w:w="5760"/>
-            <w:tcBorders>
-              <w:top w:val="single" w:sz="8" w:color="D0DCDC"/>
-              <w:left w:val="single" w:sz="8" w:color="D0DCDC"/>
-              <w:bottom w:val="single" w:sz="8" w:color="D0DCDC"/>
-              <w:right w:val="single" w:sz="8" w:color="D0DCDC"/>
-            </w:tcBorders>
-          </w:tcPr>
-          <w:p>
-            <w:r/>
-            <w:r>
-              <w:rPr>
-                <w:rFonts w:ascii="Calibri" w:hAnsi="Calibri" w:eastAsia="Calibri"/>
-                <w:b w:val="0"/>
-                <w:i w:val="0"/>
-                <w:color w:val="1E2F38"/>
-                <w:sz w:val="20"/>
-              </w:rPr>
-              <w:t>Woman-led HealthTech venture with a clear founder growth need</w:t>
-            </w:r>
-          </w:p>
-        </w:tc>
-      </w:tr>
-      <w:tr>
-        <w:tc>
-          <w:tcPr>
-            <w:tcW w:type="dxa" w:w="3456"/>
-            <w:shd w:fill="F7F5F0"/>
-            <w:tcBorders>
-              <w:top w:val="single" w:sz="8" w:color="D0DCDC"/>
-              <w:left w:val="single" w:sz="8" w:color="D0DCDC"/>
-              <w:bottom w:val="single" w:sz="8" w:color="D0DCDC"/>
-              <w:right w:val="single" w:sz="8" w:color="D0DCDC"/>
-            </w:tcBorders>
-          </w:tcPr>
-          <w:p>
-            <w:r/>
-            <w:r>
-              <w:rPr>
-                <w:rFonts w:ascii="Calibri" w:hAnsi="Calibri" w:eastAsia="Calibri"/>
-                <w:b w:val="0"/>
-                <w:i w:val="0"/>
-                <w:color w:val="1E2F38"/>
-                <w:sz w:val="20"/>
-              </w:rPr>
-              <w:t>HealthTech / AI / sustainability</w:t>
-            </w:r>
-          </w:p>
-        </w:tc>
-        <w:tc>
-          <w:tcPr>
-            <w:tcW w:type="dxa" w:w="5760"/>
-            <w:shd w:fill="F7F5F0"/>
-            <w:tcBorders>
-              <w:top w:val="single" w:sz="8" w:color="D0DCDC"/>
-              <w:left w:val="single" w:sz="8" w:color="D0DCDC"/>
-              <w:bottom w:val="single" w:sz="8" w:color="D0DCDC"/>
-              <w:right w:val="single" w:sz="8" w:color="D0DCDC"/>
-            </w:tcBorders>
-          </w:tcPr>
-          <w:p>
-            <w:r/>
-            <w:r>
-              <w:rPr>
-                <w:rFonts w:ascii="Calibri" w:hAnsi="Calibri" w:eastAsia="Calibri"/>
-                <w:b w:val="0"/>
-                <w:i w:val="0"/>
-                <w:color w:val="1E2F38"/>
-                <w:sz w:val="20"/>
-              </w:rPr>
-              <w:t>FCHIP is AI + community data for preventive primary care</w:t>
-            </w:r>
-          </w:p>
-        </w:tc>
-      </w:tr>
-      <w:tr>
-        <w:tc>
-          <w:tcPr>
-            <w:tcW w:type="dxa" w:w="3456"/>
-            <w:tcBorders>
-              <w:top w:val="single" w:sz="8" w:color="D0DCDC"/>
-              <w:left w:val="single" w:sz="8" w:color="D0DCDC"/>
-              <w:bottom w:val="single" w:sz="8" w:color="D0DCDC"/>
-              <w:right w:val="single" w:sz="8" w:color="D0DCDC"/>
-            </w:tcBorders>
-          </w:tcPr>
-          <w:p>
-            <w:r/>
-            <w:r>
-              <w:rPr>
-                <w:rFonts w:ascii="Calibri" w:hAnsi="Calibri" w:eastAsia="Calibri"/>
-                <w:b w:val="0"/>
-                <w:i w:val="0"/>
-                <w:color w:val="1E2F38"/>
-                <w:sz w:val="20"/>
-              </w:rPr>
-              <w:t>Leadership &amp; ecosystem access</w:t>
-            </w:r>
-          </w:p>
-        </w:tc>
-        <w:tc>
-          <w:tcPr>
-            <w:tcW w:type="dxa" w:w="5760"/>
-            <w:tcBorders>
-              <w:top w:val="single" w:sz="8" w:color="D0DCDC"/>
-              <w:left w:val="single" w:sz="8" w:color="D0DCDC"/>
-              <w:bottom w:val="single" w:sz="8" w:color="D0DCDC"/>
-              <w:right w:val="single" w:sz="8" w:color="D0DCDC"/>
-            </w:tcBorders>
-          </w:tcPr>
-          <w:p>
-            <w:r/>
-            <w:r>
-              <w:rPr>
-                <w:rFonts w:ascii="Calibri" w:hAnsi="Calibri" w:eastAsia="Calibri"/>
-                <w:b w:val="0"/>
-                <w:i w:val="0"/>
-                <w:color w:val="1E2F38"/>
-                <w:sz w:val="20"/>
-              </w:rPr>
-              <w:t>We seek coaching, mentors, and Egypt–Denmark exposure</w:t>
-            </w:r>
-          </w:p>
-        </w:tc>
-      </w:tr>
-      <w:tr>
-        <w:tc>
-          <w:tcPr>
-            <w:tcW w:type="dxa" w:w="3456"/>
-            <w:shd w:fill="F7F5F0"/>
-            <w:tcBorders>
-              <w:top w:val="single" w:sz="8" w:color="D0DCDC"/>
-              <w:left w:val="single" w:sz="8" w:color="D0DCDC"/>
-              <w:bottom w:val="single" w:sz="8" w:color="D0DCDC"/>
-              <w:right w:val="single" w:sz="8" w:color="D0DCDC"/>
-            </w:tcBorders>
-          </w:tcPr>
-          <w:p>
-            <w:r/>
-            <w:r>
-              <w:rPr>
-                <w:rFonts w:ascii="Calibri" w:hAnsi="Calibri" w:eastAsia="Calibri"/>
-                <w:b w:val="0"/>
-                <w:i w:val="0"/>
-                <w:color w:val="1E2F38"/>
-                <w:sz w:val="20"/>
-              </w:rPr>
-              <w:t>Beyond Egypt eligibility</w:t>
-            </w:r>
-          </w:p>
-        </w:tc>
-        <w:tc>
-          <w:tcPr>
-            <w:tcW w:type="dxa" w:w="5760"/>
-            <w:shd w:fill="F7F5F0"/>
-            <w:tcBorders>
-              <w:top w:val="single" w:sz="8" w:color="D0DCDC"/>
-              <w:left w:val="single" w:sz="8" w:color="D0DCDC"/>
-              <w:bottom w:val="single" w:sz="8" w:color="D0DCDC"/>
-              <w:right w:val="single" w:sz="8" w:color="D0DCDC"/>
-            </w:tcBorders>
-          </w:tcPr>
-          <w:p>
-            <w:r/>
-            <w:r>
-              <w:rPr>
-                <w:rFonts w:ascii="Calibri" w:hAnsi="Calibri" w:eastAsia="Calibri"/>
-                <w:b w:val="0"/>
-                <w:i w:val="0"/>
-                <w:color w:val="1E2F38"/>
-                <w:sz w:val="20"/>
-              </w:rPr>
-              <w:t>Ugandan women innovators are eligible; we bring East Africa context</w:t>
-            </w:r>
-          </w:p>
-        </w:tc>
-      </w:tr>
-    </w:tbl>
-    <w:p/>
-    <w:p>
-      <w:pPr>
-        <w:spacing w:before="280" w:after="100"/>
-      </w:pPr>
-      <w:r>
-        <w:rPr>
-          <w:rFonts w:ascii="Calibri" w:hAnsi="Calibri" w:eastAsia="Calibri"/>
-          <w:b/>
-          <w:i w:val="0"/>
-          <w:color w:val="0A1F2E"/>
-          <w:sz w:val="36"/>
-        </w:rPr>
-        <w:t>6. Why FairBanks Is Ready</w:t>
-      </w:r>
-    </w:p>
-    <w:p>
-      <w:pPr>
-        <w:spacing w:before="80" w:after="40"/>
-        <w:jc w:val="center"/>
-      </w:pPr>
-      <w:r>
-        <w:drawing>
-          <wp:inline xmlns:a="http://schemas.openxmlformats.org/drawingml/2006/main" xmlns:pic="http://schemas.openxmlformats.org/drawingml/2006/picture">
-            <wp:extent cx="4390688" cy="2926080"/>
-            <wp:docPr id="4" name="Picture 4"/>
-            <wp:cNvGraphicFramePr>
-              <a:graphicFrameLocks noChangeAspect="1"/>
-            </wp:cNvGraphicFramePr>
-            <a:graphic>
-              <a:graphicData uri="http://schemas.openxmlformats.org/drawingml/2006/picture">
-                <pic:pic>
-                  <pic:nvPicPr>
-                    <pic:cNvPr id="0" name="outreach_facilitator_canopy_01_opt.jpg"/>
-                    <pic:cNvPicPr/>
-                  </pic:nvPicPr>
-                  <pic:blipFill>
-                    <a:blip r:embed="rId12"/>
-                    <a:stretch>
-                      <a:fillRect/>
-                    </a:stretch>
-                  </pic:blipFill>
-                  <pic:spPr>
-                    <a:xfrm>
-                      <a:off x="0" y="0"/>
-                      <a:ext cx="4390688" cy="2926080"/>
-                    </a:xfrm>
-                    <a:prstGeom prst="rect"/>
-                  </pic:spPr>
-                </pic:pic>
-              </a:graphicData>
-            </a:graphic>
-          </wp:inline>
-        </w:drawing>
-      </w:r>
-    </w:p>
-    <w:p>
-      <w:pPr>
-        <w:spacing w:after="200" w:before="40" w:line="288" w:lineRule="auto"/>
-        <w:jc w:val="center"/>
-      </w:pPr>
-      <w:r>
-        <w:rPr>
-          <w:rFonts w:ascii="Calibri" w:hAnsi="Calibri" w:eastAsia="Calibri"/>
-          <w:b w:val="0"/>
-          <w:i/>
-          <w:color w:val="3A4A54"/>
-          <w:sz w:val="18"/>
-        </w:rPr>
-        <w:t>Live outreach in Kampala-area communities</w:t>
-      </w:r>
-    </w:p>
-    <w:p>
-      <w:pPr>
-        <w:pStyle w:val="ListBullet"/>
-        <w:spacing w:after="60"/>
-      </w:pPr>
-      <w:r>
-        <w:rPr>
-          <w:rFonts w:ascii="Calibri" w:hAnsi="Calibri" w:eastAsia="Calibri"/>
-          <w:b w:val="0"/>
-          <w:i w:val="0"/>
-          <w:color w:val="1E2F38"/>
-          <w:sz w:val="22"/>
-        </w:rPr>
-        <w:t>Functioning FairBanks Medical Centre with clinic, pharmacy, and diagnostics</w:t>
-      </w:r>
-    </w:p>
-    <w:p>
-      <w:pPr>
-        <w:pStyle w:val="ListBullet"/>
-        <w:spacing w:after="60"/>
-      </w:pPr>
-      <w:r>
-        <w:rPr>
-          <w:rFonts w:ascii="Calibri" w:hAnsi="Calibri" w:eastAsia="Calibri"/>
-          <w:b w:val="0"/>
-          <w:i w:val="0"/>
-          <w:color w:val="1E2F38"/>
-          <w:sz w:val="22"/>
-        </w:rPr>
-        <w:t>Active Community Reach outreach in Bukoto, Kyebando, Kisaasi, Kamwokya, Kikaaya</w:t>
-      </w:r>
-    </w:p>
-    <w:p>
-      <w:pPr>
-        <w:pStyle w:val="ListBullet"/>
-        <w:spacing w:after="60"/>
-      </w:pPr>
-      <w:r>
-        <w:rPr>
-          <w:rFonts w:ascii="Calibri" w:hAnsi="Calibri" w:eastAsia="Calibri"/>
-          <w:b w:val="0"/>
-          <w:i w:val="0"/>
-          <w:color w:val="1E2F38"/>
-          <w:sz w:val="22"/>
-        </w:rPr>
-        <w:t>Trusted CHW and VHT relationships for household visits and referrals</w:t>
-      </w:r>
-    </w:p>
-    <w:p>
-      <w:pPr>
-        <w:pStyle w:val="ListBullet"/>
-        <w:spacing w:after="60"/>
-      </w:pPr>
-      <w:r>
-        <w:rPr>
-          <w:rFonts w:ascii="Calibri" w:hAnsi="Calibri" w:eastAsia="Calibri"/>
-          <w:b w:val="0"/>
-          <w:i w:val="0"/>
-          <w:color w:val="1E2F38"/>
-          <w:sz w:val="22"/>
-        </w:rPr>
-        <w:t>Live programmes: maternal &amp; child health, Gericare, chronic-disease screening</w:t>
-      </w:r>
-    </w:p>
-    <w:p>
-      <w:pPr>
-        <w:pStyle w:val="ListBullet"/>
-        <w:spacing w:after="60"/>
-      </w:pPr>
-      <w:r>
-        <w:rPr>
-          <w:rFonts w:ascii="Calibri" w:hAnsi="Calibri" w:eastAsia="Calibri"/>
-          <w:b w:val="0"/>
-          <w:i w:val="0"/>
-          <w:color w:val="1E2F38"/>
-          <w:sz w:val="22"/>
-        </w:rPr>
-        <w:t>Digital health records and outreach data ready to feed FCHIP</w:t>
-      </w:r>
-    </w:p>
-    <w:p>
-      <w:pPr>
-        <w:pStyle w:val="ListBullet"/>
-        <w:spacing w:after="60"/>
-      </w:pPr>
-      <w:r>
-        <w:rPr>
-          <w:rFonts w:ascii="Calibri" w:hAnsi="Calibri" w:eastAsia="Calibri"/>
-          <w:b w:val="0"/>
-          <w:i w:val="0"/>
-          <w:color w:val="1E2F38"/>
-          <w:sz w:val="22"/>
-        </w:rPr>
-        <w:t>Research and partnership mindset for ethical, evidence-based scale</w:t>
-      </w:r>
-    </w:p>
-    <w:p>
-      <w:pPr>
-        <w:spacing w:before="280" w:after="100"/>
-      </w:pPr>
-      <w:r>
-        <w:rPr>
-          <w:rFonts w:ascii="Calibri" w:hAnsi="Calibri" w:eastAsia="Calibri"/>
-          <w:b/>
-          <w:i w:val="0"/>
-          <w:color w:val="0A1F2E"/>
-          <w:sz w:val="36"/>
-        </w:rPr>
-        <w:t>7. Proposed Plan</w:t>
-      </w:r>
-    </w:p>
-    <w:p>
-      <w:pPr>
-        <w:pStyle w:val="ListBullet"/>
-        <w:spacing w:after="60"/>
-      </w:pPr>
-      <w:r>
-        <w:rPr>
-          <w:rFonts w:ascii="Calibri" w:hAnsi="Calibri" w:eastAsia="Calibri"/>
-          <w:b w:val="0"/>
-          <w:i w:val="0"/>
-          <w:color w:val="1E2F38"/>
-          <w:sz w:val="22"/>
-        </w:rPr>
-        <w:t>Attend the full Cairo fellowship (1 Sep–31 Oct 2026) with focus on leadership and fundraising readiness</w:t>
-      </w:r>
-    </w:p>
-    <w:p>
-      <w:pPr>
-        <w:pStyle w:val="ListBullet"/>
-        <w:spacing w:after="60"/>
-      </w:pPr>
-      <w:r>
-        <w:rPr>
-          <w:rFonts w:ascii="Calibri" w:hAnsi="Calibri" w:eastAsia="Calibri"/>
-          <w:b w:val="0"/>
-          <w:i w:val="0"/>
-          <w:color w:val="1E2F38"/>
-          <w:sz w:val="22"/>
-        </w:rPr>
-        <w:t>Translate FairBanks Community Reach cascade into investor-ready narrative and metrics</w:t>
-      </w:r>
-    </w:p>
-    <w:p>
-      <w:pPr>
-        <w:pStyle w:val="ListBullet"/>
-        <w:spacing w:after="60"/>
-      </w:pPr>
-      <w:r>
-        <w:rPr>
-          <w:rFonts w:ascii="Calibri" w:hAnsi="Calibri" w:eastAsia="Calibri"/>
-          <w:b w:val="0"/>
-          <w:i w:val="0"/>
-          <w:color w:val="1E2F38"/>
-          <w:sz w:val="22"/>
-        </w:rPr>
-        <w:t>Map partnership opportunities with mentors and peers for CHW tools and district pilots</w:t>
-      </w:r>
-    </w:p>
-    <w:p>
-      <w:pPr>
-        <w:pStyle w:val="ListBullet"/>
-        <w:spacing w:after="60"/>
-      </w:pPr>
-      <w:r>
-        <w:rPr>
-          <w:rFonts w:ascii="Calibri" w:hAnsi="Calibri" w:eastAsia="Calibri"/>
-          <w:b w:val="0"/>
-          <w:i w:val="0"/>
-          <w:color w:val="1E2F38"/>
-          <w:sz w:val="22"/>
-        </w:rPr>
-        <w:t>Return with a 90-day execution plan for FCHIP MVP milestones in Kampala catchments</w:t>
-      </w:r>
-    </w:p>
-    <w:p>
-      <w:pPr>
-        <w:spacing w:before="280" w:after="100"/>
-      </w:pPr>
-      <w:r>
-        <w:rPr>
-          <w:rFonts w:ascii="Calibri" w:hAnsi="Calibri" w:eastAsia="Calibri"/>
-          <w:b/>
-          <w:i w:val="0"/>
-          <w:color w:val="0A1F2E"/>
-          <w:sz w:val="36"/>
-        </w:rPr>
-        <w:t>8. Risks &amp; Safeguards</w:t>
-      </w:r>
-    </w:p>
-    <w:tbl>
-      <w:tblPr>
-        <w:tblW w:type="auto" w:w="0"/>
-        <w:jc w:val="center"/>
-        <w:tblLook w:firstColumn="1" w:firstRow="1" w:lastColumn="0" w:lastRow="0" w:noHBand="0" w:noVBand="1" w:val="04A0"/>
-      </w:tblPr>
-      <w:tblGrid>
-        <w:gridCol w:w="4896"/>
-        <w:gridCol w:w="4896"/>
-      </w:tblGrid>
-      <w:tr>
-        <w:tc>
-          <w:tcPr>
-            <w:tcW w:type="dxa" w:w="3456"/>
-            <w:shd w:fill="0D6E6E"/>
-            <w:tcBorders>
-              <w:top w:val="single" w:sz="8" w:color="0D6E6E"/>
-              <w:left w:val="single" w:sz="8" w:color="0D6E6E"/>
-              <w:bottom w:val="single" w:sz="8" w:color="0D6E6E"/>
-              <w:right w:val="single" w:sz="8" w:color="0D6E6E"/>
-            </w:tcBorders>
-          </w:tcPr>
-          <w:p>
-            <w:r/>
-            <w:r>
-              <w:rPr>
-                <w:rFonts w:ascii="Calibri" w:hAnsi="Calibri" w:eastAsia="Calibri"/>
-                <w:b/>
-                <w:i w:val="0"/>
-                <w:color w:val="FFFFFF"/>
-                <w:sz w:val="20"/>
-              </w:rPr>
-              <w:t>Risk</w:t>
-            </w:r>
-          </w:p>
-        </w:tc>
-        <w:tc>
-          <w:tcPr>
-            <w:tcW w:type="dxa" w:w="5760"/>
-            <w:shd w:fill="0D6E6E"/>
-            <w:tcBorders>
-              <w:top w:val="single" w:sz="8" w:color="0D6E6E"/>
-              <w:left w:val="single" w:sz="8" w:color="0D6E6E"/>
-              <w:bottom w:val="single" w:sz="8" w:color="0D6E6E"/>
-              <w:right w:val="single" w:sz="8" w:color="0D6E6E"/>
-            </w:tcBorders>
-          </w:tcPr>
-          <w:p>
-            <w:r/>
-            <w:r>
-              <w:rPr>
-                <w:rFonts w:ascii="Calibri" w:hAnsi="Calibri" w:eastAsia="Calibri"/>
-                <w:b/>
-                <w:i w:val="0"/>
-                <w:color w:val="FFFFFF"/>
-                <w:sz w:val="20"/>
-              </w:rPr>
-              <w:t>Mitigation</w:t>
-            </w:r>
-          </w:p>
-        </w:tc>
-      </w:tr>
-      <w:tr>
-        <w:tc>
-          <w:tcPr>
-            <w:tcW w:type="dxa" w:w="3456"/>
-            <w:tcBorders>
-              <w:top w:val="single" w:sz="8" w:color="D0DCDC"/>
-              <w:left w:val="single" w:sz="8" w:color="D0DCDC"/>
-              <w:bottom w:val="single" w:sz="8" w:color="D0DCDC"/>
-              <w:right w:val="single" w:sz="8" w:color="D0DCDC"/>
-            </w:tcBorders>
-          </w:tcPr>
-          <w:p>
-            <w:r/>
-            <w:r>
-              <w:rPr>
-                <w:rFonts w:ascii="Calibri" w:hAnsi="Calibri" w:eastAsia="Calibri"/>
-                <w:b w:val="0"/>
-                <w:i w:val="0"/>
-                <w:color w:val="1E2F38"/>
-                <w:sz w:val="20"/>
-              </w:rPr>
-              <w:t>Data quality in the field</w:t>
-            </w:r>
-          </w:p>
-        </w:tc>
-        <w:tc>
-          <w:tcPr>
-            <w:tcW w:type="dxa" w:w="5760"/>
-            <w:tcBorders>
-              <w:top w:val="single" w:sz="8" w:color="D0DCDC"/>
-              <w:left w:val="single" w:sz="8" w:color="D0DCDC"/>
-              <w:bottom w:val="single" w:sz="8" w:color="D0DCDC"/>
-              <w:right w:val="single" w:sz="8" w:color="D0DCDC"/>
-            </w:tcBorders>
-          </w:tcPr>
-          <w:p>
-            <w:r/>
-            <w:r>
-              <w:rPr>
-                <w:rFonts w:ascii="Calibri" w:hAnsi="Calibri" w:eastAsia="Calibri"/>
-                <w:b w:val="0"/>
-                <w:i w:val="0"/>
-                <w:color w:val="1E2F38"/>
-                <w:sz w:val="20"/>
-              </w:rPr>
-              <w:t>Structured forms, validation, CHW training and supervision</w:t>
-            </w:r>
-          </w:p>
-        </w:tc>
-      </w:tr>
-      <w:tr>
-        <w:tc>
-          <w:tcPr>
-            <w:tcW w:type="dxa" w:w="3456"/>
-            <w:shd w:fill="F7F5F0"/>
-            <w:tcBorders>
-              <w:top w:val="single" w:sz="8" w:color="D0DCDC"/>
-              <w:left w:val="single" w:sz="8" w:color="D0DCDC"/>
-              <w:bottom w:val="single" w:sz="8" w:color="D0DCDC"/>
-              <w:right w:val="single" w:sz="8" w:color="D0DCDC"/>
-            </w:tcBorders>
-          </w:tcPr>
-          <w:p>
-            <w:r/>
-            <w:r>
-              <w:rPr>
-                <w:rFonts w:ascii="Calibri" w:hAnsi="Calibri" w:eastAsia="Calibri"/>
-                <w:b w:val="0"/>
-                <w:i w:val="0"/>
-                <w:color w:val="1E2F38"/>
-                <w:sz w:val="20"/>
-              </w:rPr>
-              <w:t>Low digital literacy</w:t>
-            </w:r>
-          </w:p>
-        </w:tc>
-        <w:tc>
-          <w:tcPr>
-            <w:tcW w:type="dxa" w:w="5760"/>
-            <w:shd w:fill="F7F5F0"/>
-            <w:tcBorders>
-              <w:top w:val="single" w:sz="8" w:color="D0DCDC"/>
-              <w:left w:val="single" w:sz="8" w:color="D0DCDC"/>
-              <w:bottom w:val="single" w:sz="8" w:color="D0DCDC"/>
-              <w:right w:val="single" w:sz="8" w:color="D0DCDC"/>
-            </w:tcBorders>
-          </w:tcPr>
-          <w:p>
-            <w:r/>
-            <w:r>
-              <w:rPr>
-                <w:rFonts w:ascii="Calibri" w:hAnsi="Calibri" w:eastAsia="Calibri"/>
-                <w:b w:val="0"/>
-                <w:i w:val="0"/>
-                <w:color w:val="1E2F38"/>
-                <w:sz w:val="20"/>
-              </w:rPr>
-              <w:t>Simple offline UX, local-language support, supervised rollout</w:t>
-            </w:r>
-          </w:p>
-        </w:tc>
-      </w:tr>
-      <w:tr>
-        <w:tc>
-          <w:tcPr>
-            <w:tcW w:type="dxa" w:w="3456"/>
-            <w:tcBorders>
-              <w:top w:val="single" w:sz="8" w:color="D0DCDC"/>
-              <w:left w:val="single" w:sz="8" w:color="D0DCDC"/>
-              <w:bottom w:val="single" w:sz="8" w:color="D0DCDC"/>
-              <w:right w:val="single" w:sz="8" w:color="D0DCDC"/>
-            </w:tcBorders>
-          </w:tcPr>
-          <w:p>
-            <w:r/>
-            <w:r>
-              <w:rPr>
-                <w:rFonts w:ascii="Calibri" w:hAnsi="Calibri" w:eastAsia="Calibri"/>
-                <w:b w:val="0"/>
-                <w:i w:val="0"/>
-                <w:color w:val="1E2F38"/>
-                <w:sz w:val="20"/>
-              </w:rPr>
-              <w:t>Privacy and consent</w:t>
-            </w:r>
-          </w:p>
-        </w:tc>
-        <w:tc>
-          <w:tcPr>
-            <w:tcW w:type="dxa" w:w="5760"/>
-            <w:tcBorders>
-              <w:top w:val="single" w:sz="8" w:color="D0DCDC"/>
-              <w:left w:val="single" w:sz="8" w:color="D0DCDC"/>
-              <w:bottom w:val="single" w:sz="8" w:color="D0DCDC"/>
-              <w:right w:val="single" w:sz="8" w:color="D0DCDC"/>
-            </w:tcBorders>
-          </w:tcPr>
-          <w:p>
-            <w:r/>
-            <w:r>
-              <w:rPr>
-                <w:rFonts w:ascii="Calibri" w:hAnsi="Calibri" w:eastAsia="Calibri"/>
-                <w:b w:val="0"/>
-                <w:i w:val="0"/>
-                <w:color w:val="1E2F38"/>
-                <w:sz w:val="20"/>
-              </w:rPr>
-              <w:t>Ethical governance aligned with Uganda data protection rules</w:t>
-            </w:r>
-          </w:p>
-        </w:tc>
-      </w:tr>
-      <w:tr>
-        <w:tc>
-          <w:tcPr>
-            <w:tcW w:type="dxa" w:w="3456"/>
-            <w:shd w:fill="F7F5F0"/>
-            <w:tcBorders>
-              <w:top w:val="single" w:sz="8" w:color="D0DCDC"/>
-              <w:left w:val="single" w:sz="8" w:color="D0DCDC"/>
-              <w:bottom w:val="single" w:sz="8" w:color="D0DCDC"/>
-              <w:right w:val="single" w:sz="8" w:color="D0DCDC"/>
-            </w:tcBorders>
-          </w:tcPr>
-          <w:p>
-            <w:r/>
-            <w:r>
-              <w:rPr>
-                <w:rFonts w:ascii="Calibri" w:hAnsi="Calibri" w:eastAsia="Calibri"/>
-                <w:b w:val="0"/>
-                <w:i w:val="0"/>
-                <w:color w:val="1E2F38"/>
-                <w:sz w:val="20"/>
-              </w:rPr>
-              <w:t>Adoption by partners</w:t>
-            </w:r>
-          </w:p>
-        </w:tc>
-        <w:tc>
-          <w:tcPr>
-            <w:tcW w:type="dxa" w:w="5760"/>
-            <w:shd w:fill="F7F5F0"/>
-            <w:tcBorders>
-              <w:top w:val="single" w:sz="8" w:color="D0DCDC"/>
-              <w:left w:val="single" w:sz="8" w:color="D0DCDC"/>
-              <w:bottom w:val="single" w:sz="8" w:color="D0DCDC"/>
-              <w:right w:val="single" w:sz="8" w:color="D0DCDC"/>
-            </w:tcBorders>
-          </w:tcPr>
-          <w:p>
-            <w:r/>
-            <w:r>
-              <w:rPr>
-                <w:rFonts w:ascii="Calibri" w:hAnsi="Calibri" w:eastAsia="Calibri"/>
-                <w:b w:val="0"/>
-                <w:i w:val="0"/>
-                <w:color w:val="1E2F38"/>
-                <w:sz w:val="20"/>
-              </w:rPr>
-              <w:t>Co-design with CHWs, clinics, and district users from day one</w:t>
-            </w:r>
-          </w:p>
-        </w:tc>
-      </w:tr>
-    </w:tbl>
-    <w:p/>
-    <w:p>
-      <w:pPr>
-        <w:spacing w:before="280" w:after="100"/>
-      </w:pPr>
-      <w:r>
-        <w:rPr>
-          <w:rFonts w:ascii="Calibri" w:hAnsi="Calibri" w:eastAsia="Calibri"/>
-          <w:b/>
-          <w:i w:val="0"/>
-          <w:color w:val="0A1F2E"/>
-          <w:sz w:val="36"/>
-        </w:rPr>
-        <w:t>9. Closing Ask</w:t>
-      </w:r>
-    </w:p>
-    <w:p>
-      <w:pPr>
-        <w:spacing w:before="80" w:after="40"/>
-        <w:jc w:val="center"/>
-      </w:pPr>
-      <w:r>
-        <w:drawing>
-          <wp:inline xmlns:a="http://schemas.openxmlformats.org/drawingml/2006/main" xmlns:pic="http://schemas.openxmlformats.org/drawingml/2006/picture">
-            <wp:extent cx="4390688" cy="2926080"/>
-            <wp:docPr id="5" name="Picture 5"/>
-            <wp:cNvGraphicFramePr>
-              <a:graphicFrameLocks noChangeAspect="1"/>
-            </wp:cNvGraphicFramePr>
-            <a:graphic>
-              <a:graphicData uri="http://schemas.openxmlformats.org/drawingml/2006/picture">
-                <pic:pic>
-                  <pic:nvPicPr>
-                    <pic:cNvPr id="0" name="outreach_audience_full_group_01_opt.jpg"/>
-                    <pic:cNvPicPr/>
-                  </pic:nvPicPr>
-                  <pic:blipFill>
-                    <a:blip r:embed="rId13"/>
-                    <a:stretch>
-                      <a:fillRect/>
-                    </a:stretch>
-                  </pic:blipFill>
-                  <pic:spPr>
-                    <a:xfrm>
-                      <a:off x="0" y="0"/>
-                      <a:ext cx="4390688" cy="2926080"/>
-                    </a:xfrm>
-                    <a:prstGeom prst="rect"/>
-                  </pic:spPr>
-                </pic:pic>
-              </a:graphicData>
-            </a:graphic>
-          </wp:inline>
-        </w:drawing>
-      </w:r>
-    </w:p>
-    <w:p>
-      <w:pPr>
-        <w:spacing w:after="200" w:before="40" w:line="288" w:lineRule="auto"/>
-        <w:jc w:val="center"/>
-      </w:pPr>
-      <w:r>
-        <w:rPr>
-          <w:rFonts w:ascii="Calibri" w:hAnsi="Calibri" w:eastAsia="Calibri"/>
-          <w:b w:val="0"/>
-          <w:i/>
-          <w:color w:val="3A4A54"/>
-          <w:sz w:val="18"/>
-        </w:rPr>
-        <w:t>From community needs to lasting health impact</w:t>
-      </w:r>
-    </w:p>
-    <w:p>
-      <w:pPr>
-        <w:spacing w:after="160" w:before="0" w:line="288" w:lineRule="auto"/>
-        <w:jc w:val="left"/>
-      </w:pPr>
-      <w:r>
-        <w:rPr>
-          <w:rFonts w:ascii="Calibri" w:hAnsi="Calibri" w:eastAsia="Calibri"/>
-          <w:b w:val="0"/>
-          <w:i w:val="0"/>
-          <w:color w:val="1E2F38"/>
-          <w:sz w:val="22"/>
-        </w:rPr>
-        <w:t>AUC Venture Lab invests in women who will shape Africa's innovation future. FairBanks offers a live HealthTech platform and a community to prove impact.</w:t>
-      </w:r>
-    </w:p>
-    <w:p>
-      <w:pPr>
-        <w:spacing w:after="160" w:before="0" w:line="288" w:lineRule="auto"/>
-        <w:jc w:val="left"/>
-      </w:pPr>
-      <w:r>
-        <w:rPr>
-          <w:rFonts w:ascii="Calibri" w:hAnsi="Calibri" w:eastAsia="Calibri"/>
-          <w:b w:val="0"/>
-          <w:i w:val="0"/>
-          <w:color w:val="1E2F38"/>
-          <w:sz w:val="22"/>
-        </w:rPr>
-        <w:t>We ask to join the 2026 Women Innovation Fellowship so we can grow as leaders while advancing health for all.</w:t>
-      </w:r>
-    </w:p>
-    <w:p>
-      <w:pPr>
-        <w:spacing w:after="160" w:before="160" w:line="288" w:lineRule="auto"/>
+        <w:spacing w:after="160" w:line="293" w:lineRule="auto"/>
         <w:jc w:val="center"/>
       </w:pPr>
       <w:r>
@@ -2316,7 +846,7 @@
     </w:p>
     <w:p>
       <w:pPr>
-        <w:spacing w:after="160" w:before="160" w:line="288" w:lineRule="auto"/>
+        <w:spacing w:after="160" w:line="293" w:lineRule="auto"/>
         <w:jc w:val="center"/>
       </w:pPr>
       <w:r>
@@ -2327,7 +857,7 @@
           <w:color w:val="3A4A54"/>
           <w:sz w:val="16"/>
         </w:rPr>
-        <w:t>Aligned with: https://opportunitiesforyouth.org/2026/07/16/auc-venture-lab-women-innovation-fellowship-empowering-women-entrepreneurs-in-egypt-and-beyond/</w:t>
+        <w:t>Source: https://opportunitiesforyouth.org/2026/07/16/auc-venture-lab-women-innovation-fellowship-empowering-women-entrepreneurs-in-egypt-and-beyond/</w:t>
       </w:r>
     </w:p>
     <w:sectPr>
